--- a/Manual_Tecnico_Aplicativo_Web_Jame (1).docx
+++ b/Manual_Tecnico_Aplicativo_Web_Jame (1).docx
@@ -371,7 +371,7 @@
       <w:pPr>
         <w:pStyle w:val="Ttulo1"/>
       </w:pPr>
-      <w:bookmarkStart w:id="0" w:name="_Toc197935163"/>
+      <w:bookmarkStart w:id="0" w:name="_Toc199144776"/>
       <w:r>
         <w:lastRenderedPageBreak/>
         <w:t>Índice</w:t>
@@ -409,6 +409,7 @@
               <w:tab w:val="right" w:leader="dot" w:pos="8630"/>
             </w:tabs>
             <w:rPr>
+              <w:noProof/>
               <w:kern w:val="2"/>
               <w:sz w:val="24"/>
               <w:szCs w:val="24"/>
@@ -425,50 +426,58 @@
           <w:r>
             <w:fldChar w:fldCharType="separate"/>
           </w:r>
-          <w:hyperlink w:anchor="_Toc197935163" w:history="1">
+          <w:hyperlink w:anchor="_Toc199144776" w:history="1">
             <w:r>
               <w:rPr>
                 <w:rStyle w:val="Hipervnculo"/>
+                <w:noProof/>
               </w:rPr>
               <w:t>Índice</w:t>
             </w:r>
             <w:r>
               <w:rPr>
+                <w:noProof/>
                 <w:webHidden/>
               </w:rPr>
               <w:tab/>
             </w:r>
             <w:r>
               <w:rPr>
+                <w:noProof/>
                 <w:webHidden/>
               </w:rPr>
               <w:fldChar w:fldCharType="begin"/>
             </w:r>
             <w:r>
               <w:rPr>
+                <w:noProof/>
                 <w:webHidden/>
               </w:rPr>
-              <w:instrText xml:space="preserve"> PAGEREF _Toc197935163 \h </w:instrText>
+              <w:instrText xml:space="preserve"> PAGEREF _Toc199144776 \h </w:instrText>
             </w:r>
             <w:r>
               <w:rPr>
+                <w:noProof/>
                 <w:webHidden/>
               </w:rPr>
             </w:r>
             <w:r>
               <w:rPr>
+                <w:noProof/>
                 <w:webHidden/>
               </w:rPr>
               <w:fldChar w:fldCharType="separate"/>
             </w:r>
             <w:r>
               <w:rPr>
+                <w:noProof/>
                 <w:webHidden/>
               </w:rPr>
               <w:t>2</w:t>
             </w:r>
             <w:r>
               <w:rPr>
+                <w:noProof/>
                 <w:webHidden/>
               </w:rPr>
               <w:fldChar w:fldCharType="end"/>
@@ -483,6 +492,7 @@
               <w:tab w:val="right" w:leader="dot" w:pos="8630"/>
             </w:tabs>
             <w:rPr>
+              <w:noProof/>
               <w:kern w:val="2"/>
               <w:sz w:val="24"/>
               <w:szCs w:val="24"/>
@@ -490,50 +500,76 @@
               <w14:ligatures w14:val="standardContextual"/>
             </w:rPr>
           </w:pPr>
-          <w:hyperlink w:anchor="_Toc197935164" w:history="1">
+          <w:hyperlink w:anchor="_Toc199144777" w:history="1">
             <w:r>
               <w:rPr>
                 <w:rStyle w:val="Hipervnculo"/>
+                <w:noProof/>
               </w:rPr>
-              <w:t>1.Introducción</w:t>
+              <w:t>1.</w:t>
             </w:r>
             <w:r>
               <w:rPr>
+                <w:noProof/>
+                <w:kern w:val="2"/>
+                <w:sz w:val="24"/>
+                <w:szCs w:val="24"/>
+                <w:lang w:eastAsia="es-CO"/>
+                <w14:ligatures w14:val="standardContextual"/>
+              </w:rPr>
+              <w:tab/>
+            </w:r>
+            <w:r>
+              <w:rPr>
+                <w:rStyle w:val="Hipervnculo"/>
+                <w:noProof/>
+              </w:rPr>
+              <w:t>Introducción</w:t>
+            </w:r>
+            <w:r>
+              <w:rPr>
+                <w:noProof/>
                 <w:webHidden/>
               </w:rPr>
               <w:tab/>
             </w:r>
             <w:r>
               <w:rPr>
+                <w:noProof/>
                 <w:webHidden/>
               </w:rPr>
               <w:fldChar w:fldCharType="begin"/>
             </w:r>
             <w:r>
               <w:rPr>
+                <w:noProof/>
                 <w:webHidden/>
               </w:rPr>
-              <w:instrText xml:space="preserve"> PAGEREF _Toc197935164 \h </w:instrText>
+              <w:instrText xml:space="preserve"> PAGEREF _Toc199144777 \h </w:instrText>
             </w:r>
             <w:r>
               <w:rPr>
+                <w:noProof/>
                 <w:webHidden/>
               </w:rPr>
             </w:r>
             <w:r>
               <w:rPr>
+                <w:noProof/>
                 <w:webHidden/>
               </w:rPr>
               <w:fldChar w:fldCharType="separate"/>
             </w:r>
             <w:r>
               <w:rPr>
+                <w:noProof/>
                 <w:webHidden/>
               </w:rPr>
               <w:t>3</w:t>
             </w:r>
             <w:r>
               <w:rPr>
+                <w:noProof/>
                 <w:webHidden/>
               </w:rPr>
               <w:fldChar w:fldCharType="end"/>
@@ -547,6 +583,7 @@
               <w:tab w:val="right" w:leader="dot" w:pos="8630"/>
             </w:tabs>
             <w:rPr>
+              <w:noProof/>
               <w:kern w:val="2"/>
               <w:sz w:val="24"/>
               <w:szCs w:val="24"/>
@@ -554,50 +591,58 @@
               <w14:ligatures w14:val="standardContextual"/>
             </w:rPr>
           </w:pPr>
-          <w:hyperlink w:anchor="_Toc197935165" w:history="1">
+          <w:hyperlink w:anchor="_Toc199144778" w:history="1">
             <w:r>
               <w:rPr>
                 <w:rStyle w:val="Hipervnculo"/>
+                <w:noProof/>
               </w:rPr>
               <w:t>2. Arquitectura del Sistema</w:t>
             </w:r>
             <w:r>
               <w:rPr>
+                <w:noProof/>
                 <w:webHidden/>
               </w:rPr>
               <w:tab/>
             </w:r>
             <w:r>
               <w:rPr>
+                <w:noProof/>
                 <w:webHidden/>
               </w:rPr>
               <w:fldChar w:fldCharType="begin"/>
             </w:r>
             <w:r>
               <w:rPr>
+                <w:noProof/>
                 <w:webHidden/>
               </w:rPr>
-              <w:instrText xml:space="preserve"> PAGEREF _Toc197935165 \h </w:instrText>
+              <w:instrText xml:space="preserve"> PAGEREF _Toc199144778 \h </w:instrText>
             </w:r>
             <w:r>
               <w:rPr>
+                <w:noProof/>
                 <w:webHidden/>
               </w:rPr>
             </w:r>
             <w:r>
               <w:rPr>
+                <w:noProof/>
                 <w:webHidden/>
               </w:rPr>
               <w:fldChar w:fldCharType="separate"/>
             </w:r>
             <w:r>
               <w:rPr>
+                <w:noProof/>
                 <w:webHidden/>
               </w:rPr>
               <w:t>4</w:t>
             </w:r>
             <w:r>
               <w:rPr>
+                <w:noProof/>
                 <w:webHidden/>
               </w:rPr>
               <w:fldChar w:fldCharType="end"/>
@@ -611,6 +656,7 @@
               <w:tab w:val="right" w:leader="dot" w:pos="8630"/>
             </w:tabs>
             <w:rPr>
+              <w:noProof/>
               <w:kern w:val="2"/>
               <w:sz w:val="24"/>
               <w:szCs w:val="24"/>
@@ -618,50 +664,58 @@
               <w14:ligatures w14:val="standardContextual"/>
             </w:rPr>
           </w:pPr>
-          <w:hyperlink w:anchor="_Toc197935166" w:history="1">
+          <w:hyperlink w:anchor="_Toc199144779" w:history="1">
             <w:r>
               <w:rPr>
                 <w:rStyle w:val="Hipervnculo"/>
+                <w:noProof/>
               </w:rPr>
               <w:t>3. Tecnologías Utilizadas</w:t>
             </w:r>
             <w:r>
               <w:rPr>
+                <w:noProof/>
                 <w:webHidden/>
               </w:rPr>
               <w:tab/>
             </w:r>
             <w:r>
               <w:rPr>
+                <w:noProof/>
                 <w:webHidden/>
               </w:rPr>
               <w:fldChar w:fldCharType="begin"/>
             </w:r>
             <w:r>
               <w:rPr>
+                <w:noProof/>
                 <w:webHidden/>
               </w:rPr>
-              <w:instrText xml:space="preserve"> PAGEREF _Toc197935166 \h </w:instrText>
+              <w:instrText xml:space="preserve"> PAGEREF _Toc199144779 \h </w:instrText>
             </w:r>
             <w:r>
               <w:rPr>
+                <w:noProof/>
                 <w:webHidden/>
               </w:rPr>
             </w:r>
             <w:r>
               <w:rPr>
+                <w:noProof/>
                 <w:webHidden/>
               </w:rPr>
               <w:fldChar w:fldCharType="separate"/>
             </w:r>
             <w:r>
               <w:rPr>
+                <w:noProof/>
                 <w:webHidden/>
               </w:rPr>
-              <w:t>4</w:t>
+              <w:t>5</w:t>
             </w:r>
             <w:r>
               <w:rPr>
+                <w:noProof/>
                 <w:webHidden/>
               </w:rPr>
               <w:fldChar w:fldCharType="end"/>
@@ -675,6 +729,7 @@
               <w:tab w:val="right" w:leader="dot" w:pos="8630"/>
             </w:tabs>
             <w:rPr>
+              <w:noProof/>
               <w:kern w:val="2"/>
               <w:sz w:val="24"/>
               <w:szCs w:val="24"/>
@@ -682,50 +737,58 @@
               <w14:ligatures w14:val="standardContextual"/>
             </w:rPr>
           </w:pPr>
-          <w:hyperlink w:anchor="_Toc197935167" w:history="1">
+          <w:hyperlink w:anchor="_Toc199144780" w:history="1">
             <w:r>
               <w:rPr>
                 <w:rStyle w:val="Hipervnculo"/>
+                <w:noProof/>
               </w:rPr>
               <w:t>4. Estructura de Archivos</w:t>
             </w:r>
             <w:r>
               <w:rPr>
+                <w:noProof/>
                 <w:webHidden/>
               </w:rPr>
               <w:tab/>
             </w:r>
             <w:r>
               <w:rPr>
+                <w:noProof/>
                 <w:webHidden/>
               </w:rPr>
               <w:fldChar w:fldCharType="begin"/>
             </w:r>
             <w:r>
               <w:rPr>
+                <w:noProof/>
                 <w:webHidden/>
               </w:rPr>
-              <w:instrText xml:space="preserve"> PAGEREF _Toc197935167 \h </w:instrText>
+              <w:instrText xml:space="preserve"> PAGEREF _Toc199144780 \h </w:instrText>
             </w:r>
             <w:r>
               <w:rPr>
+                <w:noProof/>
                 <w:webHidden/>
               </w:rPr>
             </w:r>
             <w:r>
               <w:rPr>
+                <w:noProof/>
                 <w:webHidden/>
               </w:rPr>
               <w:fldChar w:fldCharType="separate"/>
             </w:r>
             <w:r>
               <w:rPr>
+                <w:noProof/>
                 <w:webHidden/>
               </w:rPr>
-              <w:t>6</w:t>
+              <w:t>7</w:t>
             </w:r>
             <w:r>
               <w:rPr>
+                <w:noProof/>
                 <w:webHidden/>
               </w:rPr>
               <w:fldChar w:fldCharType="end"/>
@@ -739,6 +802,7 @@
               <w:tab w:val="right" w:leader="dot" w:pos="8630"/>
             </w:tabs>
             <w:rPr>
+              <w:noProof/>
               <w:kern w:val="2"/>
               <w:sz w:val="24"/>
               <w:szCs w:val="24"/>
@@ -746,50 +810,58 @@
               <w14:ligatures w14:val="standardContextual"/>
             </w:rPr>
           </w:pPr>
-          <w:hyperlink w:anchor="_Toc197935168" w:history="1">
+          <w:hyperlink w:anchor="_Toc199144781" w:history="1">
             <w:r>
               <w:rPr>
                 <w:rStyle w:val="Hipervnculo"/>
+                <w:noProof/>
               </w:rPr>
               <w:t>5. Base de Datos</w:t>
             </w:r>
             <w:r>
               <w:rPr>
+                <w:noProof/>
                 <w:webHidden/>
               </w:rPr>
               <w:tab/>
             </w:r>
             <w:r>
               <w:rPr>
+                <w:noProof/>
                 <w:webHidden/>
               </w:rPr>
               <w:fldChar w:fldCharType="begin"/>
             </w:r>
             <w:r>
               <w:rPr>
+                <w:noProof/>
                 <w:webHidden/>
               </w:rPr>
-              <w:instrText xml:space="preserve"> PAGEREF _Toc197935168 \h </w:instrText>
+              <w:instrText xml:space="preserve"> PAGEREF _Toc199144781 \h </w:instrText>
             </w:r>
             <w:r>
               <w:rPr>
+                <w:noProof/>
                 <w:webHidden/>
               </w:rPr>
             </w:r>
             <w:r>
               <w:rPr>
+                <w:noProof/>
                 <w:webHidden/>
               </w:rPr>
               <w:fldChar w:fldCharType="separate"/>
             </w:r>
             <w:r>
               <w:rPr>
+                <w:noProof/>
                 <w:webHidden/>
               </w:rPr>
-              <w:t>8</w:t>
+              <w:t>23</w:t>
             </w:r>
             <w:r>
               <w:rPr>
+                <w:noProof/>
                 <w:webHidden/>
               </w:rPr>
               <w:fldChar w:fldCharType="end"/>
@@ -803,6 +875,7 @@
               <w:tab w:val="right" w:leader="dot" w:pos="8630"/>
             </w:tabs>
             <w:rPr>
+              <w:noProof/>
               <w:kern w:val="2"/>
               <w:sz w:val="24"/>
               <w:szCs w:val="24"/>
@@ -810,50 +883,58 @@
               <w14:ligatures w14:val="standardContextual"/>
             </w:rPr>
           </w:pPr>
-          <w:hyperlink w:anchor="_Toc197935169" w:history="1">
+          <w:hyperlink w:anchor="_Toc199144782" w:history="1">
             <w:r>
               <w:rPr>
                 <w:rStyle w:val="Hipervnculo"/>
+                <w:noProof/>
               </w:rPr>
               <w:t>6. API REST</w:t>
             </w:r>
             <w:r>
               <w:rPr>
+                <w:noProof/>
                 <w:webHidden/>
               </w:rPr>
               <w:tab/>
             </w:r>
             <w:r>
               <w:rPr>
+                <w:noProof/>
                 <w:webHidden/>
               </w:rPr>
               <w:fldChar w:fldCharType="begin"/>
             </w:r>
             <w:r>
               <w:rPr>
+                <w:noProof/>
                 <w:webHidden/>
               </w:rPr>
-              <w:instrText xml:space="preserve"> PAGEREF _Toc197935169 \h </w:instrText>
+              <w:instrText xml:space="preserve"> PAGEREF _Toc199144782 \h </w:instrText>
             </w:r>
             <w:r>
               <w:rPr>
+                <w:noProof/>
                 <w:webHidden/>
               </w:rPr>
             </w:r>
             <w:r>
               <w:rPr>
+                <w:noProof/>
                 <w:webHidden/>
               </w:rPr>
               <w:fldChar w:fldCharType="separate"/>
             </w:r>
             <w:r>
               <w:rPr>
+                <w:noProof/>
                 <w:webHidden/>
               </w:rPr>
-              <w:t>8</w:t>
+              <w:t>33</w:t>
             </w:r>
             <w:r>
               <w:rPr>
+                <w:noProof/>
                 <w:webHidden/>
               </w:rPr>
               <w:fldChar w:fldCharType="end"/>
@@ -867,6 +948,7 @@
               <w:tab w:val="right" w:leader="dot" w:pos="8630"/>
             </w:tabs>
             <w:rPr>
+              <w:noProof/>
               <w:kern w:val="2"/>
               <w:sz w:val="24"/>
               <w:szCs w:val="24"/>
@@ -874,50 +956,58 @@
               <w14:ligatures w14:val="standardContextual"/>
             </w:rPr>
           </w:pPr>
-          <w:hyperlink w:anchor="_Toc197935170" w:history="1">
+          <w:hyperlink w:anchor="_Toc199144783" w:history="1">
             <w:r>
               <w:rPr>
                 <w:rStyle w:val="Hipervnculo"/>
+                <w:noProof/>
               </w:rPr>
               <w:t>7. Seguridad</w:t>
             </w:r>
             <w:r>
               <w:rPr>
+                <w:noProof/>
                 <w:webHidden/>
               </w:rPr>
               <w:tab/>
             </w:r>
             <w:r>
               <w:rPr>
+                <w:noProof/>
                 <w:webHidden/>
               </w:rPr>
               <w:fldChar w:fldCharType="begin"/>
             </w:r>
             <w:r>
               <w:rPr>
+                <w:noProof/>
                 <w:webHidden/>
               </w:rPr>
-              <w:instrText xml:space="preserve"> PAGEREF _Toc197935170 \h </w:instrText>
+              <w:instrText xml:space="preserve"> PAGEREF _Toc199144783 \h </w:instrText>
             </w:r>
             <w:r>
               <w:rPr>
+                <w:noProof/>
                 <w:webHidden/>
               </w:rPr>
             </w:r>
             <w:r>
               <w:rPr>
+                <w:noProof/>
                 <w:webHidden/>
               </w:rPr>
               <w:fldChar w:fldCharType="separate"/>
             </w:r>
             <w:r>
               <w:rPr>
+                <w:noProof/>
                 <w:webHidden/>
               </w:rPr>
-              <w:t>8</w:t>
+              <w:t>34</w:t>
             </w:r>
             <w:r>
               <w:rPr>
+                <w:noProof/>
                 <w:webHidden/>
               </w:rPr>
               <w:fldChar w:fldCharType="end"/>
@@ -931,6 +1021,7 @@
               <w:tab w:val="right" w:leader="dot" w:pos="8630"/>
             </w:tabs>
             <w:rPr>
+              <w:noProof/>
               <w:kern w:val="2"/>
               <w:sz w:val="24"/>
               <w:szCs w:val="24"/>
@@ -938,50 +1029,58 @@
               <w14:ligatures w14:val="standardContextual"/>
             </w:rPr>
           </w:pPr>
-          <w:hyperlink w:anchor="_Toc197935171" w:history="1">
+          <w:hyperlink w:anchor="_Toc199144784" w:history="1">
             <w:r>
               <w:rPr>
                 <w:rStyle w:val="Hipervnculo"/>
+                <w:noProof/>
               </w:rPr>
               <w:t>8. Registro de Errores y Logs</w:t>
             </w:r>
             <w:r>
               <w:rPr>
+                <w:noProof/>
                 <w:webHidden/>
               </w:rPr>
               <w:tab/>
             </w:r>
             <w:r>
               <w:rPr>
+                <w:noProof/>
                 <w:webHidden/>
               </w:rPr>
               <w:fldChar w:fldCharType="begin"/>
             </w:r>
             <w:r>
               <w:rPr>
+                <w:noProof/>
                 <w:webHidden/>
               </w:rPr>
-              <w:instrText xml:space="preserve"> PAGEREF _Toc197935171 \h </w:instrText>
+              <w:instrText xml:space="preserve"> PAGEREF _Toc199144784 \h </w:instrText>
             </w:r>
             <w:r>
               <w:rPr>
+                <w:noProof/>
                 <w:webHidden/>
               </w:rPr>
             </w:r>
             <w:r>
               <w:rPr>
+                <w:noProof/>
                 <w:webHidden/>
               </w:rPr>
               <w:fldChar w:fldCharType="separate"/>
             </w:r>
             <w:r>
               <w:rPr>
+                <w:noProof/>
                 <w:webHidden/>
               </w:rPr>
-              <w:t>8</w:t>
+              <w:t>35</w:t>
             </w:r>
             <w:r>
               <w:rPr>
+                <w:noProof/>
                 <w:webHidden/>
               </w:rPr>
               <w:fldChar w:fldCharType="end"/>
@@ -995,6 +1094,7 @@
               <w:tab w:val="right" w:leader="dot" w:pos="8630"/>
             </w:tabs>
             <w:rPr>
+              <w:noProof/>
               <w:kern w:val="2"/>
               <w:sz w:val="24"/>
               <w:szCs w:val="24"/>
@@ -1002,50 +1102,58 @@
               <w14:ligatures w14:val="standardContextual"/>
             </w:rPr>
           </w:pPr>
-          <w:hyperlink w:anchor="_Toc197935172" w:history="1">
+          <w:hyperlink w:anchor="_Toc199144785" w:history="1">
             <w:r>
               <w:rPr>
                 <w:rStyle w:val="Hipervnculo"/>
+                <w:noProof/>
               </w:rPr>
               <w:t>9. Configuración del Entorno</w:t>
             </w:r>
             <w:r>
               <w:rPr>
+                <w:noProof/>
                 <w:webHidden/>
               </w:rPr>
               <w:tab/>
             </w:r>
             <w:r>
               <w:rPr>
+                <w:noProof/>
                 <w:webHidden/>
               </w:rPr>
               <w:fldChar w:fldCharType="begin"/>
             </w:r>
             <w:r>
               <w:rPr>
+                <w:noProof/>
                 <w:webHidden/>
               </w:rPr>
-              <w:instrText xml:space="preserve"> PAGEREF _Toc197935172 \h </w:instrText>
+              <w:instrText xml:space="preserve"> PAGEREF _Toc199144785 \h </w:instrText>
             </w:r>
             <w:r>
               <w:rPr>
+                <w:noProof/>
                 <w:webHidden/>
               </w:rPr>
             </w:r>
             <w:r>
               <w:rPr>
+                <w:noProof/>
                 <w:webHidden/>
               </w:rPr>
               <w:fldChar w:fldCharType="separate"/>
             </w:r>
             <w:r>
               <w:rPr>
+                <w:noProof/>
                 <w:webHidden/>
               </w:rPr>
-              <w:t>8</w:t>
+              <w:t>35</w:t>
             </w:r>
             <w:r>
               <w:rPr>
+                <w:noProof/>
                 <w:webHidden/>
               </w:rPr>
               <w:fldChar w:fldCharType="end"/>
@@ -1059,6 +1167,7 @@
               <w:tab w:val="right" w:leader="dot" w:pos="8630"/>
             </w:tabs>
             <w:rPr>
+              <w:noProof/>
               <w:kern w:val="2"/>
               <w:sz w:val="24"/>
               <w:szCs w:val="24"/>
@@ -1066,50 +1175,58 @@
               <w14:ligatures w14:val="standardContextual"/>
             </w:rPr>
           </w:pPr>
-          <w:hyperlink w:anchor="_Toc197935173" w:history="1">
+          <w:hyperlink w:anchor="_Toc199144786" w:history="1">
             <w:r>
               <w:rPr>
                 <w:rStyle w:val="Hipervnculo"/>
+                <w:noProof/>
               </w:rPr>
               <w:t>10. Despliegue</w:t>
             </w:r>
             <w:r>
               <w:rPr>
+                <w:noProof/>
                 <w:webHidden/>
               </w:rPr>
               <w:tab/>
             </w:r>
             <w:r>
               <w:rPr>
+                <w:noProof/>
                 <w:webHidden/>
               </w:rPr>
               <w:fldChar w:fldCharType="begin"/>
             </w:r>
             <w:r>
               <w:rPr>
+                <w:noProof/>
                 <w:webHidden/>
               </w:rPr>
-              <w:instrText xml:space="preserve"> PAGEREF _Toc197935173 \h </w:instrText>
+              <w:instrText xml:space="preserve"> PAGEREF _Toc199144786 \h </w:instrText>
             </w:r>
             <w:r>
               <w:rPr>
+                <w:noProof/>
                 <w:webHidden/>
               </w:rPr>
             </w:r>
             <w:r>
               <w:rPr>
+                <w:noProof/>
                 <w:webHidden/>
               </w:rPr>
               <w:fldChar w:fldCharType="separate"/>
             </w:r>
             <w:r>
               <w:rPr>
+                <w:noProof/>
                 <w:webHidden/>
               </w:rPr>
-              <w:t>8</w:t>
+              <w:t>35</w:t>
             </w:r>
             <w:r>
               <w:rPr>
+                <w:noProof/>
                 <w:webHidden/>
               </w:rPr>
               <w:fldChar w:fldCharType="end"/>
@@ -1123,6 +1240,7 @@
               <w:tab w:val="right" w:leader="dot" w:pos="8630"/>
             </w:tabs>
             <w:rPr>
+              <w:noProof/>
               <w:kern w:val="2"/>
               <w:sz w:val="24"/>
               <w:szCs w:val="24"/>
@@ -1130,50 +1248,58 @@
               <w14:ligatures w14:val="standardContextual"/>
             </w:rPr>
           </w:pPr>
-          <w:hyperlink w:anchor="_Toc197935174" w:history="1">
+          <w:hyperlink w:anchor="_Toc199144787" w:history="1">
             <w:r>
               <w:rPr>
                 <w:rStyle w:val="Hipervnculo"/>
+                <w:noProof/>
               </w:rPr>
               <w:t>11. Mantenimiento y Actualizaciones</w:t>
             </w:r>
             <w:r>
               <w:rPr>
+                <w:noProof/>
                 <w:webHidden/>
               </w:rPr>
               <w:tab/>
             </w:r>
             <w:r>
               <w:rPr>
+                <w:noProof/>
                 <w:webHidden/>
               </w:rPr>
               <w:fldChar w:fldCharType="begin"/>
             </w:r>
             <w:r>
               <w:rPr>
+                <w:noProof/>
                 <w:webHidden/>
               </w:rPr>
-              <w:instrText xml:space="preserve"> PAGEREF _Toc197935174 \h </w:instrText>
+              <w:instrText xml:space="preserve"> PAGEREF _Toc199144787 \h </w:instrText>
             </w:r>
             <w:r>
               <w:rPr>
+                <w:noProof/>
                 <w:webHidden/>
               </w:rPr>
             </w:r>
             <w:r>
               <w:rPr>
+                <w:noProof/>
                 <w:webHidden/>
               </w:rPr>
               <w:fldChar w:fldCharType="separate"/>
             </w:r>
             <w:r>
               <w:rPr>
+                <w:noProof/>
                 <w:webHidden/>
               </w:rPr>
-              <w:t>9</w:t>
+              <w:t>35</w:t>
             </w:r>
             <w:r>
               <w:rPr>
+                <w:noProof/>
                 <w:webHidden/>
               </w:rPr>
               <w:fldChar w:fldCharType="end"/>
@@ -1187,6 +1313,7 @@
               <w:tab w:val="right" w:leader="dot" w:pos="8630"/>
             </w:tabs>
             <w:rPr>
+              <w:noProof/>
               <w:kern w:val="2"/>
               <w:sz w:val="24"/>
               <w:szCs w:val="24"/>
@@ -1194,50 +1321,58 @@
               <w14:ligatures w14:val="standardContextual"/>
             </w:rPr>
           </w:pPr>
-          <w:hyperlink w:anchor="_Toc197935175" w:history="1">
+          <w:hyperlink w:anchor="_Toc199144788" w:history="1">
             <w:r>
               <w:rPr>
                 <w:rStyle w:val="Hipervnculo"/>
+                <w:noProof/>
               </w:rPr>
               <w:t>Anexos</w:t>
             </w:r>
             <w:r>
               <w:rPr>
+                <w:noProof/>
                 <w:webHidden/>
               </w:rPr>
               <w:tab/>
             </w:r>
             <w:r>
               <w:rPr>
+                <w:noProof/>
                 <w:webHidden/>
               </w:rPr>
               <w:fldChar w:fldCharType="begin"/>
             </w:r>
             <w:r>
               <w:rPr>
+                <w:noProof/>
                 <w:webHidden/>
               </w:rPr>
-              <w:instrText xml:space="preserve"> PAGEREF _Toc197935175 \h </w:instrText>
+              <w:instrText xml:space="preserve"> PAGEREF _Toc199144788 \h </w:instrText>
             </w:r>
             <w:r>
               <w:rPr>
+                <w:noProof/>
                 <w:webHidden/>
               </w:rPr>
             </w:r>
             <w:r>
               <w:rPr>
+                <w:noProof/>
                 <w:webHidden/>
               </w:rPr>
               <w:fldChar w:fldCharType="separate"/>
             </w:r>
             <w:r>
               <w:rPr>
+                <w:noProof/>
                 <w:webHidden/>
               </w:rPr>
-              <w:t>9</w:t>
+              <w:t>35</w:t>
             </w:r>
             <w:r>
               <w:rPr>
+                <w:noProof/>
                 <w:webHidden/>
               </w:rPr>
               <w:fldChar w:fldCharType="end"/>
@@ -1269,7 +1404,7 @@
           <w:numId w:val="10"/>
         </w:numPr>
       </w:pPr>
-      <w:bookmarkStart w:id="1" w:name="_Toc197935164"/>
+      <w:bookmarkStart w:id="1" w:name="_Toc199144777"/>
       <w:r>
         <w:lastRenderedPageBreak/>
         <w:t>Introducción</w:t>
@@ -1334,7 +1469,7 @@
       <w:pPr>
         <w:pStyle w:val="Ttulo1"/>
       </w:pPr>
-      <w:bookmarkStart w:id="2" w:name="_Toc197935165"/>
+      <w:bookmarkStart w:id="2" w:name="_Toc199144778"/>
       <w:r>
         <w:lastRenderedPageBreak/>
         <w:t>2. Arquitectura del Sistema</w:t>
@@ -1535,7 +1670,7 @@
       <w:pPr>
         <w:pStyle w:val="Ttulo1"/>
       </w:pPr>
-      <w:bookmarkStart w:id="3" w:name="_Toc197935166"/>
+      <w:bookmarkStart w:id="3" w:name="_Toc199144779"/>
       <w:r>
         <w:lastRenderedPageBreak/>
         <w:t>3. Tecnologías Utilizadas</w:t>
@@ -3460,7 +3595,7 @@
       <w:pPr>
         <w:pStyle w:val="Ttulo1"/>
       </w:pPr>
-      <w:bookmarkStart w:id="4" w:name="_Toc197935167"/>
+      <w:bookmarkStart w:id="4" w:name="_Toc199144780"/>
       <w:r>
         <w:lastRenderedPageBreak/>
         <w:t>4. Estructura de Archivos</w:t>
@@ -6363,7 +6498,11 @@
         <w:t>usuario cliente</w:t>
       </w:r>
       <w:r>
-        <w:t>, como el catálogo, carrito de compras, contacto, historial de pedidos, entre otras.</w:t>
+        <w:t>, como el catálogo, carrito de compras, contacto, h</w:t>
+      </w:r>
+      <w:r>
+        <w:lastRenderedPageBreak/>
+        <w:t>istorial de pedidos, entre otras.</w:t>
       </w:r>
     </w:p>
     <w:p/>
@@ -6380,7 +6519,6 @@
           <w:b/>
           <w:bCs/>
         </w:rPr>
-        <w:lastRenderedPageBreak/>
         <w:t>📄</w:t>
       </w:r>
       <w:r>
@@ -6468,7 +6606,11 @@
       </w:r>
       <w:proofErr w:type="spellEnd"/>
       <w:r>
-        <w:t xml:space="preserve"> y los contextos globales.</w:t>
+        <w:t xml:space="preserve"> y los </w:t>
+      </w:r>
+      <w:r>
+        <w:lastRenderedPageBreak/>
+        <w:t>contextos globales.</w:t>
       </w:r>
     </w:p>
     <w:p/>
@@ -6556,7 +6698,6 @@
     </w:p>
     <w:p>
       <w:r>
-        <w:lastRenderedPageBreak/>
         <w:t xml:space="preserve">Punto de entrada de la aplicación </w:t>
       </w:r>
       <w:proofErr w:type="spellStart"/>
@@ -6597,7 +6738,7 @@
       <w:pPr>
         <w:pStyle w:val="Ttulo1"/>
       </w:pPr>
-      <w:bookmarkStart w:id="5" w:name="_Toc197935168"/>
+      <w:bookmarkStart w:id="5" w:name="_Toc199144781"/>
       <w:r>
         <w:t>5. Base de Datos</w:t>
       </w:r>
@@ -6770,7 +6911,11 @@
       </w:r>
       <w:r>
         <w:br/>
-        <w:t>Almacena el nombre completo del usuario.</w:t>
+        <w:t>Almace</w:t>
+      </w:r>
+      <w:r>
+        <w:lastRenderedPageBreak/>
+        <w:t>na el nombre completo del usuario.</w:t>
       </w:r>
     </w:p>
     <w:p>
@@ -6780,7 +6925,6 @@
           <w:b/>
           <w:bCs/>
         </w:rPr>
-        <w:lastRenderedPageBreak/>
         <w:t>correo_</w:t>
       </w:r>
       <w:proofErr w:type="gramStart"/>
@@ -7361,7 +7505,11 @@
       </w:r>
       <w:r>
         <w:br/>
-        <w:t>Identificador único del rol. Es la clave primaria de esta tabla.</w:t>
+        <w:t>Identificador único del rol. E</w:t>
+      </w:r>
+      <w:r>
+        <w:lastRenderedPageBreak/>
+        <w:t>s la clave primaria de esta tabla.</w:t>
       </w:r>
     </w:p>
     <w:p>
@@ -7371,7 +7519,6 @@
           <w:b/>
           <w:bCs/>
         </w:rPr>
-        <w:lastRenderedPageBreak/>
         <w:t>nombre_</w:t>
       </w:r>
       <w:proofErr w:type="gramStart"/>
@@ -7639,6 +7786,7 @@
           <w:b/>
           <w:bCs/>
         </w:rPr>
+        <w:lastRenderedPageBreak/>
         <w:t>int</w:t>
       </w:r>
       <w:proofErr w:type="spellEnd"/>
@@ -7661,7 +7809,6 @@
           <w:b/>
           <w:bCs/>
         </w:rPr>
-        <w:lastRenderedPageBreak/>
         <w:t>Fecha_</w:t>
       </w:r>
       <w:proofErr w:type="gramStart"/>
@@ -8056,7 +8203,11 @@
       </w:r>
       <w:r>
         <w:br/>
-        <w:t>Identificador único de la cita. Es la clave primaria de esta tabla.</w:t>
+        <w:t>Identificador único de la cita. E</w:t>
+      </w:r>
+      <w:r>
+        <w:lastRenderedPageBreak/>
+        <w:t>s la clave primaria de esta tabla.</w:t>
       </w:r>
     </w:p>
     <w:p>
@@ -8066,7 +8217,6 @@
           <w:b/>
           <w:bCs/>
         </w:rPr>
-        <w:lastRenderedPageBreak/>
         <w:t>ID_</w:t>
       </w:r>
       <w:proofErr w:type="gramStart"/>
@@ -8344,7 +8494,11 @@
       </w:r>
       <w:proofErr w:type="spellStart"/>
       <w:r>
-        <w:t>mascota.ID_Mascota</w:t>
+        <w:t>mascota</w:t>
+      </w:r>
+      <w:r>
+        <w:lastRenderedPageBreak/>
+        <w:t>.ID_Mascota</w:t>
       </w:r>
       <w:proofErr w:type="spellEnd"/>
       <w:r>
@@ -8406,7 +8560,6 @@
           <w:b/>
           <w:bCs/>
         </w:rPr>
-        <w:lastRenderedPageBreak/>
         <w:t>id :</w:t>
       </w:r>
       <w:proofErr w:type="gramEnd"/>
@@ -8861,7 +9014,11 @@
       </w:r>
       <w:r>
         <w:br/>
-        <w:t>Código de verificación opcional asociado a la compra (por ejemplo, para confirmar o validar la transacción).</w:t>
+        <w:t xml:space="preserve">Código de verificación opcional asociado a la compra (por ejemplo, para confirmar o validar la </w:t>
+      </w:r>
+      <w:r>
+        <w:lastRenderedPageBreak/>
+        <w:t>transacción).</w:t>
       </w:r>
     </w:p>
     <w:p/>
@@ -8877,7 +9034,6 @@
         <w:rPr>
           <w:noProof/>
         </w:rPr>
-        <w:lastRenderedPageBreak/>
         <w:drawing>
           <wp:inline distT="0" distB="0" distL="0" distR="0" wp14:anchorId="59A96944" wp14:editId="53384186">
             <wp:extent cx="5353797" cy="3210373"/>
@@ -9218,7 +9374,11 @@
       </w:r>
       <w:r>
         <w:br/>
-        <w:t>Descripción general del pedido, como los productos solicitados o detalles adicionales.</w:t>
+        <w:t>Descripción general del pedido, como los productos solicitados o detalles adicio</w:t>
+      </w:r>
+      <w:r>
+        <w:lastRenderedPageBreak/>
+        <w:t>nales.</w:t>
       </w:r>
     </w:p>
     <w:p/>
@@ -9241,7 +9401,6 @@
         <w:rPr>
           <w:noProof/>
         </w:rPr>
-        <w:lastRenderedPageBreak/>
         <w:drawing>
           <wp:inline distT="0" distB="0" distL="0" distR="0" wp14:anchorId="0A354131" wp14:editId="114A888C">
             <wp:extent cx="3346450" cy="3248025"/>
@@ -9502,7 +9661,11 @@
       </w:r>
       <w:r>
         <w:br/>
-        <w:t>Monto correspondiente al producto (cantidad × precio).</w:t>
+        <w:t>Monto correspondiente al</w:t>
+      </w:r>
+      <w:r>
+        <w:lastRenderedPageBreak/>
+        <w:t xml:space="preserve"> producto (cantidad × precio).</w:t>
       </w:r>
     </w:p>
     <w:p/>
@@ -9511,7 +9674,6 @@
     <w:p/>
     <w:p>
       <w:r>
-        <w:lastRenderedPageBreak/>
         <w:t>Tabla de productos:</w:t>
       </w:r>
       <w:r>
@@ -9814,7 +9976,11 @@
       </w:r>
       <w:r>
         <w:br/>
-        <w:t>Ruta o URL de la imagen del producto.</w:t>
+        <w:t>Rut</w:t>
+      </w:r>
+      <w:r>
+        <w:lastRenderedPageBreak/>
+        <w:t>a o URL de la imagen del producto.</w:t>
       </w:r>
     </w:p>
     <w:p>
@@ -9824,7 +9990,6 @@
           <w:b/>
           <w:bCs/>
         </w:rPr>
-        <w:lastRenderedPageBreak/>
         <w:t>id_</w:t>
       </w:r>
       <w:proofErr w:type="gramStart"/>
@@ -10176,7 +10341,11 @@
         <w:br/>
       </w:r>
       <w:r>
-        <w:t>Descripción breve de la categoría.</w:t>
+        <w:t>Descripción breve de la cate</w:t>
+      </w:r>
+      <w:r>
+        <w:lastRenderedPageBreak/>
+        <w:t>goría.</w:t>
       </w:r>
     </w:p>
     <w:p/>
@@ -10199,7 +10368,6 @@
         <w:rPr>
           <w:noProof/>
         </w:rPr>
-        <w:lastRenderedPageBreak/>
         <w:drawing>
           <wp:inline distT="0" distB="0" distL="0" distR="0" wp14:anchorId="776817F4" wp14:editId="6F6BEDF0">
             <wp:extent cx="4525006" cy="3181794"/>
@@ -10417,7 +10585,7 @@
       <w:pPr>
         <w:pStyle w:val="Ttulo1"/>
       </w:pPr>
-      <w:bookmarkStart w:id="6" w:name="_Toc197935169"/>
+      <w:bookmarkStart w:id="6" w:name="_Toc199144782"/>
       <w:r>
         <w:t>6. API REST</w:t>
       </w:r>
@@ -10433,12 +10601,18 @@
       </w:r>
       <w:proofErr w:type="spellEnd"/>
       <w:r>
-        <w:t>, métodos, descripciones y si requieren autenticación.</w:t>
-      </w:r>
-    </w:p>
-    <w:p>
+        <w:t>, métodos, descripci</w:t>
+      </w:r>
       <w:r>
         <w:lastRenderedPageBreak/>
+        <w:t>ones y si requieren autenticación.</w:t>
+      </w:r>
+    </w:p>
+    <w:p>
+      <w:r>
+        <w:rPr>
+          <w:noProof/>
+        </w:rPr>
         <w:drawing>
           <wp:inline distT="0" distB="0" distL="0" distR="0" wp14:anchorId="419B2480" wp14:editId="3BDA0176">
             <wp:extent cx="5486400" cy="2710180"/>
@@ -10478,6 +10652,9 @@
     </w:p>
     <w:p>
       <w:r>
+        <w:rPr>
+          <w:noProof/>
+        </w:rPr>
         <w:drawing>
           <wp:inline distT="0" distB="0" distL="0" distR="0" wp14:anchorId="5986340B" wp14:editId="7FB03C29">
             <wp:extent cx="5486400" cy="2546985"/>
@@ -10517,6 +10694,9 @@
     </w:p>
     <w:p>
       <w:r>
+        <w:rPr>
+          <w:noProof/>
+        </w:rPr>
         <w:drawing>
           <wp:inline distT="0" distB="0" distL="0" distR="0" wp14:anchorId="6743727D" wp14:editId="35A156EA">
             <wp:extent cx="5486400" cy="1732915"/>
@@ -10558,7 +10738,7 @@
       <w:pPr>
         <w:pStyle w:val="Ttulo1"/>
       </w:pPr>
-      <w:bookmarkStart w:id="7" w:name="_Toc197935170"/>
+      <w:bookmarkStart w:id="7" w:name="_Toc199144783"/>
       <w:r>
         <w:t>7. Seguridad</w:t>
       </w:r>
@@ -10566,12 +10746,15 @@
     </w:p>
     <w:p>
       <w:r>
-        <w:t>- Tipo de autenticación y políticas de acceso.</w:t>
-      </w:r>
-    </w:p>
-    <w:p>
+        <w:t>- Tipo de au</w:t>
+      </w:r>
       <w:r>
         <w:lastRenderedPageBreak/>
+        <w:t>tenticación y políticas de acceso.</w:t>
+      </w:r>
+    </w:p>
+    <w:p>
+      <w:r>
         <w:t>- Medidas contra vulnerabilidades comunes.</w:t>
       </w:r>
     </w:p>
@@ -10579,7 +10762,7 @@
       <w:pPr>
         <w:pStyle w:val="Ttulo1"/>
       </w:pPr>
-      <w:bookmarkStart w:id="8" w:name="_Toc197935171"/>
+      <w:bookmarkStart w:id="8" w:name="_Toc199144784"/>
       <w:r>
         <w:t>8. Registro de Errores y Logs</w:t>
       </w:r>
@@ -10594,7 +10777,7 @@
       <w:pPr>
         <w:pStyle w:val="Ttulo1"/>
       </w:pPr>
-      <w:bookmarkStart w:id="9" w:name="_Toc197935172"/>
+      <w:bookmarkStart w:id="9" w:name="_Toc199144785"/>
       <w:r>
         <w:t>9. Configuración del Entorno</w:t>
       </w:r>
@@ -10609,7 +10792,7 @@
       <w:pPr>
         <w:pStyle w:val="Ttulo1"/>
       </w:pPr>
-      <w:bookmarkStart w:id="10" w:name="_Toc197935173"/>
+      <w:bookmarkStart w:id="10" w:name="_Toc199144786"/>
       <w:r>
         <w:t>10. Despliegue</w:t>
       </w:r>
@@ -10624,7 +10807,7 @@
       <w:pPr>
         <w:pStyle w:val="Ttulo1"/>
       </w:pPr>
-      <w:bookmarkStart w:id="11" w:name="_Toc197935174"/>
+      <w:bookmarkStart w:id="11" w:name="_Toc199144787"/>
       <w:r>
         <w:t>11. Mantenimiento y Actualizaciones</w:t>
       </w:r>
@@ -10639,7 +10822,7 @@
       <w:pPr>
         <w:pStyle w:val="Ttulo1"/>
       </w:pPr>
-      <w:bookmarkStart w:id="12" w:name="_Toc197935175"/>
+      <w:bookmarkStart w:id="12" w:name="_Toc199144788"/>
       <w:r>
         <w:t>Anexos</w:t>
       </w:r>
@@ -13349,6 +13532,7 @@
   <w:style w:type="character" w:default="1" w:styleId="Fuentedeprrafopredeter">
     <w:name w:val="Default Paragraph Font"/>
     <w:uiPriority w:val="1"/>
+    <w:semiHidden/>
     <w:unhideWhenUsed/>
   </w:style>
   <w:style w:type="table" w:default="1" w:styleId="Tablanormal">

--- a/Manual_Tecnico_Aplicativo_Web_Jame (1).docx
+++ b/Manual_Tecnico_Aplicativo_Web_Jame (1).docx
@@ -345,23 +345,7 @@
           <w:sz w:val="32"/>
           <w:szCs w:val="32"/>
         </w:rPr>
-        <w:t xml:space="preserve">[Diego Esteban </w:t>
-      </w:r>
-      <w:proofErr w:type="spellStart"/>
-      <w:r>
-        <w:rPr>
-          <w:sz w:val="32"/>
-          <w:szCs w:val="32"/>
-        </w:rPr>
-        <w:t>Sanchez</w:t>
-      </w:r>
-      <w:proofErr w:type="spellEnd"/>
-      <w:r>
-        <w:rPr>
-          <w:sz w:val="32"/>
-          <w:szCs w:val="32"/>
-        </w:rPr>
-        <w:t xml:space="preserve"> Forero]</w:t>
+        <w:t>[Diego Esteban Sanchez Forero]</w:t>
       </w:r>
       <w:r>
         <w:br w:type="page"/>
@@ -1628,6 +1612,61 @@
     </w:p>
     <w:p>
       <w:r>
+        <w:rPr>
+          <w:noProof/>
+        </w:rPr>
+        <w:drawing>
+          <wp:inline distT="0" distB="0" distL="0" distR="0" wp14:anchorId="33F6EA50" wp14:editId="323898E7">
+            <wp:extent cx="2396834" cy="3596640"/>
+            <wp:effectExtent l="0" t="0" r="3810" b="3810"/>
+            <wp:docPr id="495732957" name="Imagen 3"/>
+            <wp:cNvGraphicFramePr>
+              <a:graphicFrameLocks xmlns:a="http://schemas.openxmlformats.org/drawingml/2006/main" noChangeAspect="1"/>
+            </wp:cNvGraphicFramePr>
+            <a:graphic xmlns:a="http://schemas.openxmlformats.org/drawingml/2006/main">
+              <a:graphicData uri="http://schemas.openxmlformats.org/drawingml/2006/picture">
+                <pic:pic xmlns:pic="http://schemas.openxmlformats.org/drawingml/2006/picture">
+                  <pic:nvPicPr>
+                    <pic:cNvPr id="0" name="Picture 3"/>
+                    <pic:cNvPicPr>
+                      <a:picLocks noChangeAspect="1" noChangeArrowheads="1"/>
+                    </pic:cNvPicPr>
+                  </pic:nvPicPr>
+                  <pic:blipFill>
+                    <a:blip r:embed="rId6">
+                      <a:extLst>
+                        <a:ext uri="{28A0092B-C50C-407E-A947-70E740481C1C}">
+                          <a14:useLocalDpi xmlns:a14="http://schemas.microsoft.com/office/drawing/2010/main" val="0"/>
+                        </a:ext>
+                      </a:extLst>
+                    </a:blip>
+                    <a:srcRect/>
+                    <a:stretch>
+                      <a:fillRect/>
+                    </a:stretch>
+                  </pic:blipFill>
+                  <pic:spPr bwMode="auto">
+                    <a:xfrm>
+                      <a:off x="0" y="0"/>
+                      <a:ext cx="2399848" cy="3601163"/>
+                    </a:xfrm>
+                    <a:prstGeom prst="rect">
+                      <a:avLst/>
+                    </a:prstGeom>
+                    <a:noFill/>
+                    <a:ln>
+                      <a:noFill/>
+                    </a:ln>
+                  </pic:spPr>
+                </pic:pic>
+              </a:graphicData>
+            </a:graphic>
+          </wp:inline>
+        </w:drawing>
+      </w:r>
+    </w:p>
+    <w:p>
+      <w:r>
         <w:t>- Componentes principales (</w:t>
       </w:r>
       <w:proofErr w:type="spellStart"/>
@@ -1653,27 +1692,534 @@
       <w:proofErr w:type="spellEnd"/>
       <w:r>
         <w:t>, etc.).</w:t>
+      </w:r>
+    </w:p>
+    <w:p/>
+    <w:p/>
+    <w:p/>
+    <w:p>
+      <w:pPr>
+        <w:pStyle w:val="Ttulo1"/>
+      </w:pPr>
+      <w:bookmarkStart w:id="3" w:name="_Toc199144779"/>
+      <w:r>
+        <w:t xml:space="preserve">3. </w:t>
+      </w:r>
+      <w:r>
+        <w:t xml:space="preserve">Modelo Entidad </w:t>
+      </w:r>
+      <w:r>
+        <w:t>relación</w:t>
+      </w:r>
+      <w:r>
+        <w:t xml:space="preserve"> (</w:t>
+      </w:r>
+      <w:r>
+        <w:t>MER</w:t>
+      </w:r>
+      <w:r>
+        <w:t>)</w:t>
+      </w:r>
+    </w:p>
+    <w:p/>
+    <w:p>
+      <w:r>
+        <w:t>Conexiones entre entidades del sistema:</w:t>
+      </w:r>
+    </w:p>
+    <w:p>
+      <w:r>
+        <w:t>1.</w:t>
+      </w:r>
+    </w:p>
+    <w:p>
+      <w:r>
+        <w:rPr>
+          <w:noProof/>
+        </w:rPr>
+        <w:drawing>
+          <wp:inline distT="0" distB="0" distL="0" distR="0" wp14:anchorId="47EEECF0" wp14:editId="33AB3F9F">
+            <wp:extent cx="5469255" cy="2192655"/>
+            <wp:effectExtent l="0" t="0" r="0" b="0"/>
+            <wp:docPr id="1147653437" name="Imagen 4"/>
+            <wp:cNvGraphicFramePr>
+              <a:graphicFrameLocks xmlns:a="http://schemas.openxmlformats.org/drawingml/2006/main" noChangeAspect="1"/>
+            </wp:cNvGraphicFramePr>
+            <a:graphic xmlns:a="http://schemas.openxmlformats.org/drawingml/2006/main">
+              <a:graphicData uri="http://schemas.openxmlformats.org/drawingml/2006/picture">
+                <pic:pic xmlns:pic="http://schemas.openxmlformats.org/drawingml/2006/picture">
+                  <pic:nvPicPr>
+                    <pic:cNvPr id="0" name="Picture 4"/>
+                    <pic:cNvPicPr>
+                      <a:picLocks noChangeAspect="1" noChangeArrowheads="1"/>
+                    </pic:cNvPicPr>
+                  </pic:nvPicPr>
+                  <pic:blipFill>
+                    <a:blip r:embed="rId7">
+                      <a:extLst>
+                        <a:ext uri="{28A0092B-C50C-407E-A947-70E740481C1C}">
+                          <a14:useLocalDpi xmlns:a14="http://schemas.microsoft.com/office/drawing/2010/main" val="0"/>
+                        </a:ext>
+                      </a:extLst>
+                    </a:blip>
+                    <a:srcRect/>
+                    <a:stretch>
+                      <a:fillRect/>
+                    </a:stretch>
+                  </pic:blipFill>
+                  <pic:spPr bwMode="auto">
+                    <a:xfrm>
+                      <a:off x="0" y="0"/>
+                      <a:ext cx="5469255" cy="2192655"/>
+                    </a:xfrm>
+                    <a:prstGeom prst="rect">
+                      <a:avLst/>
+                    </a:prstGeom>
+                    <a:noFill/>
+                    <a:ln>
+                      <a:noFill/>
+                    </a:ln>
+                  </pic:spPr>
+                </pic:pic>
+              </a:graphicData>
+            </a:graphic>
+          </wp:inline>
+        </w:drawing>
+      </w:r>
+    </w:p>
+    <w:p/>
+    <w:p>
+      <w:r>
+        <w:t>2.</w:t>
+      </w:r>
+    </w:p>
+    <w:p>
+      <w:r>
+        <w:rPr>
+          <w:noProof/>
+        </w:rPr>
+        <w:drawing>
+          <wp:inline distT="0" distB="0" distL="0" distR="0" wp14:anchorId="71F7CBBB" wp14:editId="3D807088">
+            <wp:extent cx="5478145" cy="2074545"/>
+            <wp:effectExtent l="0" t="0" r="8255" b="1905"/>
+            <wp:docPr id="109918827" name="Imagen 5"/>
+            <wp:cNvGraphicFramePr>
+              <a:graphicFrameLocks xmlns:a="http://schemas.openxmlformats.org/drawingml/2006/main" noChangeAspect="1"/>
+            </wp:cNvGraphicFramePr>
+            <a:graphic xmlns:a="http://schemas.openxmlformats.org/drawingml/2006/main">
+              <a:graphicData uri="http://schemas.openxmlformats.org/drawingml/2006/picture">
+                <pic:pic xmlns:pic="http://schemas.openxmlformats.org/drawingml/2006/picture">
+                  <pic:nvPicPr>
+                    <pic:cNvPr id="0" name="Picture 5"/>
+                    <pic:cNvPicPr>
+                      <a:picLocks noChangeAspect="1" noChangeArrowheads="1"/>
+                    </pic:cNvPicPr>
+                  </pic:nvPicPr>
+                  <pic:blipFill>
+                    <a:blip r:embed="rId8">
+                      <a:extLst>
+                        <a:ext uri="{28A0092B-C50C-407E-A947-70E740481C1C}">
+                          <a14:useLocalDpi xmlns:a14="http://schemas.microsoft.com/office/drawing/2010/main" val="0"/>
+                        </a:ext>
+                      </a:extLst>
+                    </a:blip>
+                    <a:srcRect/>
+                    <a:stretch>
+                      <a:fillRect/>
+                    </a:stretch>
+                  </pic:blipFill>
+                  <pic:spPr bwMode="auto">
+                    <a:xfrm>
+                      <a:off x="0" y="0"/>
+                      <a:ext cx="5478145" cy="2074545"/>
+                    </a:xfrm>
+                    <a:prstGeom prst="rect">
+                      <a:avLst/>
+                    </a:prstGeom>
+                    <a:noFill/>
+                    <a:ln>
+                      <a:noFill/>
+                    </a:ln>
+                  </pic:spPr>
+                </pic:pic>
+              </a:graphicData>
+            </a:graphic>
+          </wp:inline>
+        </w:drawing>
+      </w:r>
+    </w:p>
+    <w:p/>
+    <w:p/>
+    <w:p/>
+    <w:p>
+      <w:r>
+        <w:lastRenderedPageBreak/>
+        <w:t>3.</w:t>
+      </w:r>
+    </w:p>
+    <w:p>
+      <w:r>
+        <w:rPr>
+          <w:noProof/>
+        </w:rPr>
+        <w:drawing>
+          <wp:inline distT="0" distB="0" distL="0" distR="0" wp14:anchorId="751E98AB" wp14:editId="35072853">
+            <wp:extent cx="5486400" cy="3411855"/>
+            <wp:effectExtent l="0" t="0" r="0" b="0"/>
+            <wp:docPr id="20906363" name="Imagen 6"/>
+            <wp:cNvGraphicFramePr>
+              <a:graphicFrameLocks xmlns:a="http://schemas.openxmlformats.org/drawingml/2006/main" noChangeAspect="1"/>
+            </wp:cNvGraphicFramePr>
+            <a:graphic xmlns:a="http://schemas.openxmlformats.org/drawingml/2006/main">
+              <a:graphicData uri="http://schemas.openxmlformats.org/drawingml/2006/picture">
+                <pic:pic xmlns:pic="http://schemas.openxmlformats.org/drawingml/2006/picture">
+                  <pic:nvPicPr>
+                    <pic:cNvPr id="0" name="Picture 6"/>
+                    <pic:cNvPicPr>
+                      <a:picLocks noChangeAspect="1" noChangeArrowheads="1"/>
+                    </pic:cNvPicPr>
+                  </pic:nvPicPr>
+                  <pic:blipFill>
+                    <a:blip r:embed="rId9">
+                      <a:extLst>
+                        <a:ext uri="{28A0092B-C50C-407E-A947-70E740481C1C}">
+                          <a14:useLocalDpi xmlns:a14="http://schemas.microsoft.com/office/drawing/2010/main" val="0"/>
+                        </a:ext>
+                      </a:extLst>
+                    </a:blip>
+                    <a:srcRect/>
+                    <a:stretch>
+                      <a:fillRect/>
+                    </a:stretch>
+                  </pic:blipFill>
+                  <pic:spPr bwMode="auto">
+                    <a:xfrm>
+                      <a:off x="0" y="0"/>
+                      <a:ext cx="5486400" cy="3411855"/>
+                    </a:xfrm>
+                    <a:prstGeom prst="rect">
+                      <a:avLst/>
+                    </a:prstGeom>
+                    <a:noFill/>
+                    <a:ln>
+                      <a:noFill/>
+                    </a:ln>
+                  </pic:spPr>
+                </pic:pic>
+              </a:graphicData>
+            </a:graphic>
+          </wp:inline>
+        </w:drawing>
+      </w:r>
+    </w:p>
+    <w:p/>
+    <w:p>
+      <w:r>
+        <w:t>4.</w:t>
+      </w:r>
+    </w:p>
+    <w:p>
+      <w:r>
+        <w:rPr>
+          <w:noProof/>
+        </w:rPr>
+        <w:drawing>
+          <wp:inline distT="0" distB="0" distL="0" distR="0" wp14:anchorId="3E63ABED" wp14:editId="36F6A825">
+            <wp:extent cx="5478145" cy="2167255"/>
+            <wp:effectExtent l="0" t="0" r="8255" b="4445"/>
+            <wp:docPr id="1406042691" name="Imagen 7"/>
+            <wp:cNvGraphicFramePr>
+              <a:graphicFrameLocks xmlns:a="http://schemas.openxmlformats.org/drawingml/2006/main" noChangeAspect="1"/>
+            </wp:cNvGraphicFramePr>
+            <a:graphic xmlns:a="http://schemas.openxmlformats.org/drawingml/2006/main">
+              <a:graphicData uri="http://schemas.openxmlformats.org/drawingml/2006/picture">
+                <pic:pic xmlns:pic="http://schemas.openxmlformats.org/drawingml/2006/picture">
+                  <pic:nvPicPr>
+                    <pic:cNvPr id="0" name="Picture 7"/>
+                    <pic:cNvPicPr>
+                      <a:picLocks noChangeAspect="1" noChangeArrowheads="1"/>
+                    </pic:cNvPicPr>
+                  </pic:nvPicPr>
+                  <pic:blipFill>
+                    <a:blip r:embed="rId10">
+                      <a:extLst>
+                        <a:ext uri="{28A0092B-C50C-407E-A947-70E740481C1C}">
+                          <a14:useLocalDpi xmlns:a14="http://schemas.microsoft.com/office/drawing/2010/main" val="0"/>
+                        </a:ext>
+                      </a:extLst>
+                    </a:blip>
+                    <a:srcRect/>
+                    <a:stretch>
+                      <a:fillRect/>
+                    </a:stretch>
+                  </pic:blipFill>
+                  <pic:spPr bwMode="auto">
+                    <a:xfrm>
+                      <a:off x="0" y="0"/>
+                      <a:ext cx="5478145" cy="2167255"/>
+                    </a:xfrm>
+                    <a:prstGeom prst="rect">
+                      <a:avLst/>
+                    </a:prstGeom>
+                    <a:noFill/>
+                    <a:ln>
+                      <a:noFill/>
+                    </a:ln>
+                  </pic:spPr>
+                </pic:pic>
+              </a:graphicData>
+            </a:graphic>
+          </wp:inline>
+        </w:drawing>
       </w:r>
     </w:p>
     <w:p/>
     <w:p/>
     <w:p/>
     <w:p/>
-    <w:p/>
-    <w:p/>
-    <w:p/>
-    <w:p/>
-    <w:p/>
-    <w:p/>
+    <w:p>
+      <w:r>
+        <w:lastRenderedPageBreak/>
+        <w:t>5.</w:t>
+      </w:r>
+    </w:p>
+    <w:p>
+      <w:r>
+        <w:rPr>
+          <w:noProof/>
+        </w:rPr>
+        <w:drawing>
+          <wp:inline distT="0" distB="0" distL="0" distR="0" wp14:anchorId="37F3EED2" wp14:editId="7173A99B">
+            <wp:extent cx="5486400" cy="2192655"/>
+            <wp:effectExtent l="0" t="0" r="0" b="0"/>
+            <wp:docPr id="730675238" name="Imagen 8"/>
+            <wp:cNvGraphicFramePr>
+              <a:graphicFrameLocks xmlns:a="http://schemas.openxmlformats.org/drawingml/2006/main" noChangeAspect="1"/>
+            </wp:cNvGraphicFramePr>
+            <a:graphic xmlns:a="http://schemas.openxmlformats.org/drawingml/2006/main">
+              <a:graphicData uri="http://schemas.openxmlformats.org/drawingml/2006/picture">
+                <pic:pic xmlns:pic="http://schemas.openxmlformats.org/drawingml/2006/picture">
+                  <pic:nvPicPr>
+                    <pic:cNvPr id="0" name="Picture 8"/>
+                    <pic:cNvPicPr>
+                      <a:picLocks noChangeAspect="1" noChangeArrowheads="1"/>
+                    </pic:cNvPicPr>
+                  </pic:nvPicPr>
+                  <pic:blipFill>
+                    <a:blip r:embed="rId11">
+                      <a:extLst>
+                        <a:ext uri="{28A0092B-C50C-407E-A947-70E740481C1C}">
+                          <a14:useLocalDpi xmlns:a14="http://schemas.microsoft.com/office/drawing/2010/main" val="0"/>
+                        </a:ext>
+                      </a:extLst>
+                    </a:blip>
+                    <a:srcRect/>
+                    <a:stretch>
+                      <a:fillRect/>
+                    </a:stretch>
+                  </pic:blipFill>
+                  <pic:spPr bwMode="auto">
+                    <a:xfrm>
+                      <a:off x="0" y="0"/>
+                      <a:ext cx="5486400" cy="2192655"/>
+                    </a:xfrm>
+                    <a:prstGeom prst="rect">
+                      <a:avLst/>
+                    </a:prstGeom>
+                    <a:noFill/>
+                    <a:ln>
+                      <a:noFill/>
+                    </a:ln>
+                  </pic:spPr>
+                </pic:pic>
+              </a:graphicData>
+            </a:graphic>
+          </wp:inline>
+        </w:drawing>
+      </w:r>
+    </w:p>
     <w:p/>
     <w:p>
+      <w:r>
+        <w:t>6.</w:t>
+      </w:r>
+    </w:p>
+    <w:p>
+      <w:r>
+        <w:rPr>
+          <w:noProof/>
+        </w:rPr>
+        <w:drawing>
+          <wp:inline distT="0" distB="0" distL="0" distR="0" wp14:anchorId="7F6023B0" wp14:editId="50A4A643">
+            <wp:extent cx="5486400" cy="2049145"/>
+            <wp:effectExtent l="0" t="0" r="0" b="8255"/>
+            <wp:docPr id="1154538468" name="Imagen 9"/>
+            <wp:cNvGraphicFramePr>
+              <a:graphicFrameLocks xmlns:a="http://schemas.openxmlformats.org/drawingml/2006/main" noChangeAspect="1"/>
+            </wp:cNvGraphicFramePr>
+            <a:graphic xmlns:a="http://schemas.openxmlformats.org/drawingml/2006/main">
+              <a:graphicData uri="http://schemas.openxmlformats.org/drawingml/2006/picture">
+                <pic:pic xmlns:pic="http://schemas.openxmlformats.org/drawingml/2006/picture">
+                  <pic:nvPicPr>
+                    <pic:cNvPr id="0" name="Picture 9"/>
+                    <pic:cNvPicPr>
+                      <a:picLocks noChangeAspect="1" noChangeArrowheads="1"/>
+                    </pic:cNvPicPr>
+                  </pic:nvPicPr>
+                  <pic:blipFill>
+                    <a:blip r:embed="rId12">
+                      <a:extLst>
+                        <a:ext uri="{28A0092B-C50C-407E-A947-70E740481C1C}">
+                          <a14:useLocalDpi xmlns:a14="http://schemas.microsoft.com/office/drawing/2010/main" val="0"/>
+                        </a:ext>
+                      </a:extLst>
+                    </a:blip>
+                    <a:srcRect/>
+                    <a:stretch>
+                      <a:fillRect/>
+                    </a:stretch>
+                  </pic:blipFill>
+                  <pic:spPr bwMode="auto">
+                    <a:xfrm>
+                      <a:off x="0" y="0"/>
+                      <a:ext cx="5486400" cy="2049145"/>
+                    </a:xfrm>
+                    <a:prstGeom prst="rect">
+                      <a:avLst/>
+                    </a:prstGeom>
+                    <a:noFill/>
+                    <a:ln>
+                      <a:noFill/>
+                    </a:ln>
+                  </pic:spPr>
+                </pic:pic>
+              </a:graphicData>
+            </a:graphic>
+          </wp:inline>
+        </w:drawing>
+      </w:r>
+    </w:p>
+    <w:p/>
+    <w:p>
+      <w:r>
+        <w:t>7.</w:t>
+      </w:r>
+    </w:p>
+    <w:p>
+      <w:r>
+        <w:rPr>
+          <w:noProof/>
+        </w:rPr>
+        <w:drawing>
+          <wp:inline distT="0" distB="0" distL="0" distR="0" wp14:anchorId="3717FFCF" wp14:editId="7512730D">
+            <wp:extent cx="5469255" cy="1659255"/>
+            <wp:effectExtent l="0" t="0" r="0" b="0"/>
+            <wp:docPr id="1264394196" name="Imagen 10"/>
+            <wp:cNvGraphicFramePr>
+              <a:graphicFrameLocks xmlns:a="http://schemas.openxmlformats.org/drawingml/2006/main" noChangeAspect="1"/>
+            </wp:cNvGraphicFramePr>
+            <a:graphic xmlns:a="http://schemas.openxmlformats.org/drawingml/2006/main">
+              <a:graphicData uri="http://schemas.openxmlformats.org/drawingml/2006/picture">
+                <pic:pic xmlns:pic="http://schemas.openxmlformats.org/drawingml/2006/picture">
+                  <pic:nvPicPr>
+                    <pic:cNvPr id="0" name="Picture 10"/>
+                    <pic:cNvPicPr>
+                      <a:picLocks noChangeAspect="1" noChangeArrowheads="1"/>
+                    </pic:cNvPicPr>
+                  </pic:nvPicPr>
+                  <pic:blipFill>
+                    <a:blip r:embed="rId13">
+                      <a:extLst>
+                        <a:ext uri="{28A0092B-C50C-407E-A947-70E740481C1C}">
+                          <a14:useLocalDpi xmlns:a14="http://schemas.microsoft.com/office/drawing/2010/main" val="0"/>
+                        </a:ext>
+                      </a:extLst>
+                    </a:blip>
+                    <a:srcRect/>
+                    <a:stretch>
+                      <a:fillRect/>
+                    </a:stretch>
+                  </pic:blipFill>
+                  <pic:spPr bwMode="auto">
+                    <a:xfrm>
+                      <a:off x="0" y="0"/>
+                      <a:ext cx="5469255" cy="1659255"/>
+                    </a:xfrm>
+                    <a:prstGeom prst="rect">
+                      <a:avLst/>
+                    </a:prstGeom>
+                    <a:noFill/>
+                    <a:ln>
+                      <a:noFill/>
+                    </a:ln>
+                  </pic:spPr>
+                </pic:pic>
+              </a:graphicData>
+            </a:graphic>
+          </wp:inline>
+        </w:drawing>
+      </w:r>
+    </w:p>
+    <w:p/>
+    <w:p>
       <w:pPr>
         <w:pStyle w:val="Ttulo1"/>
       </w:pPr>
-      <w:bookmarkStart w:id="3" w:name="_Toc199144779"/>
       <w:r>
         <w:lastRenderedPageBreak/>
-        <w:t>3. Tecnologías Utilizadas</w:t>
+        <w:t>4</w:t>
+      </w:r>
+      <w:r>
+        <w:t xml:space="preserve">. </w:t>
+      </w:r>
+      <w:r>
+        <w:t>Diccionario de Datos</w:t>
+      </w:r>
+    </w:p>
+    <w:p>
+      <w:r>
+        <w:t>Descripción de los datos y elementos usados en la base de datos:</w:t>
+      </w:r>
+    </w:p>
+    <w:p>
+      <w:r>
+        <w:object w:dxaOrig="1520" w:dyaOrig="987" w14:anchorId="27A0E380">
+          <v:shapetype id="_x0000_t75" coordsize="21600,21600" o:spt="75" o:preferrelative="t" path="m@4@5l@4@11@9@11@9@5xe" filled="f" stroked="f">
+            <v:stroke joinstyle="miter"/>
+            <v:formulas>
+              <v:f eqn="if lineDrawn pixelLineWidth 0"/>
+              <v:f eqn="sum @0 1 0"/>
+              <v:f eqn="sum 0 0 @1"/>
+              <v:f eqn="prod @2 1 2"/>
+              <v:f eqn="prod @3 21600 pixelWidth"/>
+              <v:f eqn="prod @3 21600 pixelHeight"/>
+              <v:f eqn="sum @0 0 1"/>
+              <v:f eqn="prod @6 1 2"/>
+              <v:f eqn="prod @7 21600 pixelWidth"/>
+              <v:f eqn="sum @8 21600 0"/>
+              <v:f eqn="prod @7 21600 pixelHeight"/>
+              <v:f eqn="sum @10 21600 0"/>
+            </v:formulas>
+            <v:path o:extrusionok="f" gradientshapeok="t" o:connecttype="rect"/>
+            <o:lock v:ext="edit" aspectratio="t"/>
+          </v:shapetype>
+          <v:shape id="_x0000_i1037" type="#_x0000_t75" style="width:76.15pt;height:49.4pt" o:ole="">
+            <v:imagedata r:id="rId14" o:title=""/>
+          </v:shape>
+          <o:OLEObject Type="Embed" ProgID="Package" ShapeID="_x0000_i1037" DrawAspect="Icon" ObjectID="_1810058948" r:id="rId15"/>
+        </w:object>
+      </w:r>
+    </w:p>
+    <w:p/>
+    <w:p>
+      <w:pPr>
+        <w:pStyle w:val="Ttulo1"/>
+      </w:pPr>
+      <w:r>
+        <w:t>5</w:t>
+      </w:r>
+      <w:r>
+        <w:t>. Tecnologías Utilizadas</w:t>
       </w:r>
       <w:bookmarkEnd w:id="3"/>
     </w:p>
@@ -2449,6 +2995,7 @@
           </w:tcPr>
           <w:p>
             <w:r>
+              <w:lastRenderedPageBreak/>
               <w:t>@eslint/js</w:t>
             </w:r>
           </w:p>
@@ -2657,7 +3204,6 @@
           <w:p>
             <w:proofErr w:type="spellStart"/>
             <w:r>
-              <w:lastRenderedPageBreak/>
               <w:t>eslint</w:t>
             </w:r>
             <w:proofErr w:type="spellEnd"/>
@@ -3401,6 +3947,7 @@
           <w:p>
             <w:proofErr w:type="spellStart"/>
             <w:r>
+              <w:lastRenderedPageBreak/>
               <w:t>nodemon</w:t>
             </w:r>
             <w:proofErr w:type="spellEnd"/>
@@ -3597,7 +4144,6 @@
       </w:pPr>
       <w:bookmarkStart w:id="4" w:name="_Toc199144780"/>
       <w:r>
-        <w:lastRenderedPageBreak/>
         <w:t>4. Estructura de Archivos</w:t>
       </w:r>
       <w:bookmarkEnd w:id="4"/>
@@ -3661,7 +4207,7 @@
                     <pic:cNvPicPr/>
                   </pic:nvPicPr>
                   <pic:blipFill>
-                    <a:blip r:embed="rId6"/>
+                    <a:blip r:embed="rId16"/>
                     <a:stretch>
                       <a:fillRect/>
                     </a:stretch>
@@ -3796,6 +4342,7 @@
         <w:rPr>
           <w:rFonts w:ascii="Segoe UI Emoji" w:hAnsi="Segoe UI Emoji" w:cs="Segoe UI Emoji"/>
         </w:rPr>
+        <w:lastRenderedPageBreak/>
         <w:t>📷</w:t>
       </w:r>
       <w:r>
@@ -3823,7 +4370,7 @@
                     <pic:cNvPicPr/>
                   </pic:nvPicPr>
                   <pic:blipFill>
-                    <a:blip r:embed="rId7"/>
+                    <a:blip r:embed="rId17"/>
                     <a:stretch>
                       <a:fillRect/>
                     </a:stretch>
@@ -3860,7 +4407,6 @@
         </w:rPr>
       </w:pPr>
       <w:r>
-        <w:lastRenderedPageBreak/>
         <w:br/>
       </w:r>
       <w:r>
@@ -3936,7 +4482,7 @@
                     <pic:cNvPicPr/>
                   </pic:nvPicPr>
                   <pic:blipFill>
-                    <a:blip r:embed="rId8"/>
+                    <a:blip r:embed="rId18"/>
                     <a:stretch>
                       <a:fillRect/>
                     </a:stretch>
@@ -4002,17 +4548,24 @@
       </w:r>
       <w:proofErr w:type="spellStart"/>
       <w:r>
-        <w:t>package-lock.json</w:t>
+        <w:t>package-</w:t>
+      </w:r>
+      <w:proofErr w:type="gramStart"/>
+      <w:r>
+        <w:t>lock.json</w:t>
       </w:r>
       <w:proofErr w:type="spellEnd"/>
+      <w:proofErr w:type="gramEnd"/>
       <w:r>
         <w:t xml:space="preserve">, </w:t>
       </w:r>
       <w:proofErr w:type="spellStart"/>
+      <w:proofErr w:type="gramStart"/>
       <w:r>
         <w:t>package.json</w:t>
       </w:r>
       <w:proofErr w:type="spellEnd"/>
+      <w:proofErr w:type="gramEnd"/>
       <w:r>
         <w:br/>
         <w:t xml:space="preserve">→ Archivos y carpetas esenciales generados por </w:t>
@@ -4088,6 +4641,7 @@
     <w:p/>
     <w:p>
       <w:r>
+        <w:lastRenderedPageBreak/>
         <w:br/>
       </w:r>
       <w:r>
@@ -4165,7 +4719,6 @@
           <w:b/>
           <w:bCs/>
         </w:rPr>
-        <w:lastRenderedPageBreak/>
         <w:t>📁</w:t>
       </w:r>
       <w:r>
@@ -4229,7 +4782,7 @@
                     <pic:cNvPicPr/>
                   </pic:nvPicPr>
                   <pic:blipFill>
-                    <a:blip r:embed="rId9"/>
+                    <a:blip r:embed="rId19"/>
                     <a:stretch>
                       <a:fillRect/>
                     </a:stretch>
@@ -4342,6 +4895,7 @@
         <w:rPr>
           <w:noProof/>
         </w:rPr>
+        <w:lastRenderedPageBreak/>
         <w:drawing>
           <wp:inline distT="0" distB="0" distL="0" distR="0" wp14:anchorId="1566ABC3" wp14:editId="1ED820BF">
             <wp:extent cx="3315163" cy="1028844"/>
@@ -4358,7 +4912,7 @@
                     <pic:cNvPicPr/>
                   </pic:nvPicPr>
                   <pic:blipFill>
-                    <a:blip r:embed="rId10"/>
+                    <a:blip r:embed="rId20"/>
                     <a:stretch>
                       <a:fillRect/>
                     </a:stretch>
@@ -4438,7 +4992,6 @@
         </w:rPr>
       </w:pPr>
       <w:r>
-        <w:lastRenderedPageBreak/>
         <w:br/>
       </w:r>
       <w:r>
@@ -4525,7 +5078,7 @@
                     <pic:cNvPicPr/>
                   </pic:nvPicPr>
                   <pic:blipFill>
-                    <a:blip r:embed="rId11"/>
+                    <a:blip r:embed="rId21"/>
                     <a:stretch>
                       <a:fillRect/>
                     </a:stretch>
@@ -4548,6 +5101,7 @@
     </w:p>
     <w:p>
       <w:r>
+        <w:lastRenderedPageBreak/>
         <w:t xml:space="preserve">Aquí se encuentra la </w:t>
       </w:r>
       <w:r>
@@ -4584,7 +5138,6 @@
         </w:rPr>
       </w:pPr>
       <w:r>
-        <w:lastRenderedPageBreak/>
         <w:br/>
       </w:r>
       <w:r>
@@ -4644,7 +5197,7 @@
                     <pic:cNvPicPr/>
                   </pic:nvPicPr>
                   <pic:blipFill>
-                    <a:blip r:embed="rId12"/>
+                    <a:blip r:embed="rId22"/>
                     <a:stretch>
                       <a:fillRect/>
                     </a:stretch>
@@ -4750,6 +5303,7 @@
         <w:rPr>
           <w:noProof/>
         </w:rPr>
+        <w:lastRenderedPageBreak/>
         <w:drawing>
           <wp:inline distT="0" distB="0" distL="0" distR="0" wp14:anchorId="7345FCBC" wp14:editId="5EFDB08E">
             <wp:extent cx="3181794" cy="2591162"/>
@@ -4766,7 +5320,7 @@
                     <pic:cNvPicPr/>
                   </pic:nvPicPr>
                   <pic:blipFill>
-                    <a:blip r:embed="rId13"/>
+                    <a:blip r:embed="rId23"/>
                     <a:stretch>
                       <a:fillRect/>
                     </a:stretch>
@@ -4804,7 +5358,6 @@
     </w:p>
     <w:p>
       <w:r>
-        <w:lastRenderedPageBreak/>
         <w:br/>
       </w:r>
       <w:r>
@@ -4874,6 +5427,7 @@
         <w:rPr>
           <w:noProof/>
         </w:rPr>
+        <w:lastRenderedPageBreak/>
         <w:drawing>
           <wp:inline distT="0" distB="0" distL="0" distR="0" wp14:anchorId="5F1735EA" wp14:editId="187C2BA0">
             <wp:extent cx="3210373" cy="4677428"/>
@@ -4890,7 +5444,7 @@
                     <pic:cNvPicPr/>
                   </pic:nvPicPr>
                   <pic:blipFill>
-                    <a:blip r:embed="rId14"/>
+                    <a:blip r:embed="rId24"/>
                     <a:stretch>
                       <a:fillRect/>
                     </a:stretch>
@@ -4968,7 +5522,6 @@
         <w:rPr>
           <w:rFonts w:ascii="Segoe UI Emoji" w:hAnsi="Segoe UI Emoji" w:cs="Segoe UI Emoji"/>
         </w:rPr>
-        <w:lastRenderedPageBreak/>
         <w:t>📷</w:t>
       </w:r>
       <w:r>
@@ -4980,6 +5533,7 @@
         <w:rPr>
           <w:noProof/>
         </w:rPr>
+        <w:lastRenderedPageBreak/>
         <w:drawing>
           <wp:inline distT="0" distB="0" distL="0" distR="0" wp14:anchorId="0AA88C39" wp14:editId="7F182F75">
             <wp:extent cx="3267531" cy="2105319"/>
@@ -4996,7 +5550,7 @@
                     <pic:cNvPicPr/>
                   </pic:nvPicPr>
                   <pic:blipFill>
-                    <a:blip r:embed="rId15"/>
+                    <a:blip r:embed="rId25"/>
                     <a:stretch>
                       <a:fillRect/>
                     </a:stretch>
@@ -5191,7 +5745,7 @@
                     <pic:cNvPicPr/>
                   </pic:nvPicPr>
                   <pic:blipFill>
-                    <a:blip r:embed="rId16"/>
+                    <a:blip r:embed="rId26"/>
                     <a:stretch>
                       <a:fillRect/>
                     </a:stretch>
@@ -5348,7 +5902,7 @@
                     <pic:cNvPicPr/>
                   </pic:nvPicPr>
                   <pic:blipFill>
-                    <a:blip r:embed="rId17"/>
+                    <a:blip r:embed="rId27"/>
                     <a:stretch>
                       <a:fillRect/>
                     </a:stretch>
@@ -5414,10 +5968,12 @@
         <w:t xml:space="preserve">, </w:t>
       </w:r>
       <w:proofErr w:type="spellStart"/>
+      <w:proofErr w:type="gramStart"/>
       <w:r>
         <w:t>package.json</w:t>
       </w:r>
       <w:proofErr w:type="spellEnd"/>
+      <w:proofErr w:type="gramEnd"/>
       <w:r>
         <w:t xml:space="preserve">, </w:t>
       </w:r>
@@ -5566,7 +6122,7 @@
                     <pic:cNvPicPr/>
                   </pic:nvPicPr>
                   <pic:blipFill>
-                    <a:blip r:embed="rId18"/>
+                    <a:blip r:embed="rId28"/>
                     <a:stretch>
                       <a:fillRect/>
                     </a:stretch>
@@ -5656,7 +6212,7 @@
                     <pic:cNvPicPr/>
                   </pic:nvPicPr>
                   <pic:blipFill>
-                    <a:blip r:embed="rId19"/>
+                    <a:blip r:embed="rId29"/>
                     <a:stretch>
                       <a:fillRect/>
                     </a:stretch>
@@ -5752,7 +6308,7 @@
                     <pic:cNvPicPr/>
                   </pic:nvPicPr>
                   <pic:blipFill>
-                    <a:blip r:embed="rId20"/>
+                    <a:blip r:embed="rId30"/>
                     <a:stretch>
                       <a:fillRect/>
                     </a:stretch>
@@ -5871,7 +6427,7 @@
                     <pic:cNvPicPr/>
                   </pic:nvPicPr>
                   <pic:blipFill>
-                    <a:blip r:embed="rId21"/>
+                    <a:blip r:embed="rId31"/>
                     <a:stretch>
                       <a:fillRect/>
                     </a:stretch>
@@ -5967,7 +6523,7 @@
                     <pic:cNvPicPr/>
                   </pic:nvPicPr>
                   <pic:blipFill>
-                    <a:blip r:embed="rId22"/>
+                    <a:blip r:embed="rId32"/>
                     <a:stretch>
                       <a:fillRect/>
                     </a:stretch>
@@ -6056,7 +6612,7 @@
                     <pic:cNvPicPr/>
                   </pic:nvPicPr>
                   <pic:blipFill>
-                    <a:blip r:embed="rId23"/>
+                    <a:blip r:embed="rId33"/>
                     <a:stretch>
                       <a:fillRect/>
                     </a:stretch>
@@ -6164,7 +6720,7 @@
                     <pic:cNvPicPr/>
                   </pic:nvPicPr>
                   <pic:blipFill>
-                    <a:blip r:embed="rId24"/>
+                    <a:blip r:embed="rId34"/>
                     <a:stretch>
                       <a:fillRect/>
                     </a:stretch>
@@ -6277,7 +6833,7 @@
                     <pic:cNvPicPr/>
                   </pic:nvPicPr>
                   <pic:blipFill>
-                    <a:blip r:embed="rId25"/>
+                    <a:blip r:embed="rId35"/>
                     <a:stretch>
                       <a:fillRect/>
                     </a:stretch>
@@ -6375,7 +6931,7 @@
                     <pic:cNvPicPr/>
                   </pic:nvPicPr>
                   <pic:blipFill>
-                    <a:blip r:embed="rId26"/>
+                    <a:blip r:embed="rId36"/>
                     <a:stretch>
                       <a:fillRect/>
                     </a:stretch>
@@ -6465,7 +7021,7 @@
                     <pic:cNvPicPr/>
                   </pic:nvPicPr>
                   <pic:blipFill>
-                    <a:blip r:embed="rId27"/>
+                    <a:blip r:embed="rId37"/>
                     <a:stretch>
                       <a:fillRect/>
                     </a:stretch>
@@ -6498,11 +7054,7 @@
         <w:t>usuario cliente</w:t>
       </w:r>
       <w:r>
-        <w:t>, como el catálogo, carrito de compras, contacto, h</w:t>
-      </w:r>
-      <w:r>
-        <w:lastRenderedPageBreak/>
-        <w:t>istorial de pedidos, entre otras.</w:t>
+        <w:t>, como el catálogo, carrito de compras, contacto, historial de pedidos, entre otras.</w:t>
       </w:r>
     </w:p>
     <w:p/>
@@ -6519,6 +7071,7 @@
           <w:b/>
           <w:bCs/>
         </w:rPr>
+        <w:lastRenderedPageBreak/>
         <w:t>📄</w:t>
       </w:r>
       <w:r>
@@ -6567,7 +7120,7 @@
                     <pic:cNvPicPr/>
                   </pic:nvPicPr>
                   <pic:blipFill>
-                    <a:blip r:embed="rId28"/>
+                    <a:blip r:embed="rId38"/>
                     <a:stretch>
                       <a:fillRect/>
                     </a:stretch>
@@ -6606,11 +7159,7 @@
       </w:r>
       <w:proofErr w:type="spellEnd"/>
       <w:r>
-        <w:t xml:space="preserve"> y los </w:t>
-      </w:r>
-      <w:r>
-        <w:lastRenderedPageBreak/>
-        <w:t>contextos globales.</w:t>
+        <w:t xml:space="preserve"> y los contextos globales.</w:t>
       </w:r>
     </w:p>
     <w:p/>
@@ -6675,7 +7224,7 @@
                     <pic:cNvPicPr/>
                   </pic:nvPicPr>
                   <pic:blipFill>
-                    <a:blip r:embed="rId29"/>
+                    <a:blip r:embed="rId39"/>
                     <a:stretch>
                       <a:fillRect/>
                     </a:stretch>
@@ -6698,6 +7247,7 @@
     </w:p>
     <w:p>
       <w:r>
+        <w:lastRenderedPageBreak/>
         <w:t xml:space="preserve">Punto de entrada de la aplicación </w:t>
       </w:r>
       <w:proofErr w:type="spellStart"/>
@@ -6785,7 +7335,7 @@
                     <pic:cNvPicPr/>
                   </pic:nvPicPr>
                   <pic:blipFill>
-                    <a:blip r:embed="rId30"/>
+                    <a:blip r:embed="rId40"/>
                     <a:stretch>
                       <a:fillRect/>
                     </a:stretch>
@@ -6840,6 +7390,7 @@
         <w:t xml:space="preserve"> </w:t>
       </w:r>
       <w:proofErr w:type="spellStart"/>
+      <w:proofErr w:type="gramStart"/>
       <w:r>
         <w:rPr>
           <w:b/>
@@ -6853,7 +7404,15 @@
           <w:b/>
           <w:bCs/>
         </w:rPr>
-        <w:t>(11)</w:t>
+        <w:t>(</w:t>
+      </w:r>
+      <w:proofErr w:type="gramEnd"/>
+      <w:r>
+        <w:rPr>
+          <w:b/>
+          <w:bCs/>
+        </w:rPr>
+        <w:t>11)</w:t>
       </w:r>
       <w:r>
         <w:br/>
@@ -6894,6 +7453,7 @@
         <w:t xml:space="preserve"> </w:t>
       </w:r>
       <w:proofErr w:type="spellStart"/>
+      <w:proofErr w:type="gramStart"/>
       <w:r>
         <w:rPr>
           <w:b/>
@@ -6907,15 +7467,19 @@
           <w:b/>
           <w:bCs/>
         </w:rPr>
-        <w:t>(50)</w:t>
+        <w:t>(</w:t>
+      </w:r>
+      <w:proofErr w:type="gramEnd"/>
+      <w:r>
+        <w:rPr>
+          <w:b/>
+          <w:bCs/>
+        </w:rPr>
+        <w:t>50)</w:t>
       </w:r>
       <w:r>
         <w:br/>
-        <w:t>Almace</w:t>
-      </w:r>
-      <w:r>
-        <w:lastRenderedPageBreak/>
-        <w:t>na el nombre completo del usuario.</w:t>
+        <w:t>Almacena el nombre completo del usuario.</w:t>
       </w:r>
     </w:p>
     <w:p>
@@ -6925,6 +7489,7 @@
           <w:b/>
           <w:bCs/>
         </w:rPr>
+        <w:lastRenderedPageBreak/>
         <w:t>correo_</w:t>
       </w:r>
       <w:proofErr w:type="gramStart"/>
@@ -6952,6 +7517,7 @@
         <w:t xml:space="preserve"> </w:t>
       </w:r>
       <w:proofErr w:type="spellStart"/>
+      <w:proofErr w:type="gramStart"/>
       <w:r>
         <w:rPr>
           <w:b/>
@@ -6965,7 +7531,15 @@
           <w:b/>
           <w:bCs/>
         </w:rPr>
-        <w:t>(100)</w:t>
+        <w:t>(</w:t>
+      </w:r>
+      <w:proofErr w:type="gramEnd"/>
+      <w:r>
+        <w:rPr>
+          <w:b/>
+          <w:bCs/>
+        </w:rPr>
+        <w:t>100)</w:t>
       </w:r>
       <w:r>
         <w:br/>
@@ -6998,6 +7572,7 @@
         <w:t xml:space="preserve"> </w:t>
       </w:r>
       <w:proofErr w:type="spellStart"/>
+      <w:proofErr w:type="gramStart"/>
       <w:r>
         <w:rPr>
           <w:b/>
@@ -7011,7 +7586,15 @@
           <w:b/>
           <w:bCs/>
         </w:rPr>
-        <w:t>(30)</w:t>
+        <w:t>(</w:t>
+      </w:r>
+      <w:proofErr w:type="gramEnd"/>
+      <w:r>
+        <w:rPr>
+          <w:b/>
+          <w:bCs/>
+        </w:rPr>
+        <w:t>30)</w:t>
       </w:r>
       <w:r>
         <w:br/>
@@ -7036,6 +7619,7 @@
         <w:t xml:space="preserve"> </w:t>
       </w:r>
       <w:proofErr w:type="spellStart"/>
+      <w:proofErr w:type="gramStart"/>
       <w:r>
         <w:rPr>
           <w:b/>
@@ -7049,7 +7633,15 @@
           <w:b/>
           <w:bCs/>
         </w:rPr>
-        <w:t>(255)</w:t>
+        <w:t>(</w:t>
+      </w:r>
+      <w:proofErr w:type="gramEnd"/>
+      <w:r>
+        <w:rPr>
+          <w:b/>
+          <w:bCs/>
+        </w:rPr>
+        <w:t>255)</w:t>
       </w:r>
       <w:r>
         <w:br/>
@@ -7083,6 +7675,7 @@
         <w:t xml:space="preserve"> </w:t>
       </w:r>
       <w:proofErr w:type="spellStart"/>
+      <w:proofErr w:type="gramStart"/>
       <w:r>
         <w:rPr>
           <w:b/>
@@ -7096,7 +7689,15 @@
           <w:b/>
           <w:bCs/>
         </w:rPr>
-        <w:t>(200)</w:t>
+        <w:t>(</w:t>
+      </w:r>
+      <w:proofErr w:type="gramEnd"/>
+      <w:r>
+        <w:rPr>
+          <w:b/>
+          <w:bCs/>
+        </w:rPr>
+        <w:t>200)</w:t>
       </w:r>
       <w:r>
         <w:br/>
@@ -7127,7 +7728,23 @@
           <w:b/>
           <w:bCs/>
         </w:rPr>
-        <w:t xml:space="preserve"> decimal(10,0)</w:t>
+        <w:t xml:space="preserve"> </w:t>
+      </w:r>
+      <w:proofErr w:type="gramStart"/>
+      <w:r>
+        <w:rPr>
+          <w:b/>
+          <w:bCs/>
+        </w:rPr>
+        <w:t>decimal(</w:t>
+      </w:r>
+      <w:proofErr w:type="gramEnd"/>
+      <w:r>
+        <w:rPr>
+          <w:b/>
+          <w:bCs/>
+        </w:rPr>
+        <w:t>10,0)</w:t>
       </w:r>
       <w:r>
         <w:br/>
@@ -7152,6 +7769,7 @@
         <w:t xml:space="preserve"> </w:t>
       </w:r>
       <w:proofErr w:type="spellStart"/>
+      <w:proofErr w:type="gramStart"/>
       <w:r>
         <w:rPr>
           <w:b/>
@@ -7165,7 +7783,15 @@
           <w:b/>
           <w:bCs/>
         </w:rPr>
-        <w:t>(30)</w:t>
+        <w:t>(</w:t>
+      </w:r>
+      <w:proofErr w:type="gramEnd"/>
+      <w:r>
+        <w:rPr>
+          <w:b/>
+          <w:bCs/>
+        </w:rPr>
+        <w:t>30)</w:t>
       </w:r>
       <w:r>
         <w:br/>
@@ -7199,6 +7825,7 @@
         <w:t xml:space="preserve"> </w:t>
       </w:r>
       <w:proofErr w:type="spellStart"/>
+      <w:proofErr w:type="gramStart"/>
       <w:r>
         <w:rPr>
           <w:b/>
@@ -7212,7 +7839,15 @@
           <w:b/>
           <w:bCs/>
         </w:rPr>
-        <w:t>(10)</w:t>
+        <w:t>(</w:t>
+      </w:r>
+      <w:proofErr w:type="gramEnd"/>
+      <w:r>
+        <w:rPr>
+          <w:b/>
+          <w:bCs/>
+        </w:rPr>
+        <w:t>10)</w:t>
       </w:r>
       <w:r>
         <w:br/>
@@ -7347,6 +7982,7 @@
         <w:t xml:space="preserve"> </w:t>
       </w:r>
       <w:proofErr w:type="spellStart"/>
+      <w:proofErr w:type="gramStart"/>
       <w:r>
         <w:rPr>
           <w:b/>
@@ -7360,7 +7996,15 @@
           <w:b/>
           <w:bCs/>
         </w:rPr>
-        <w:t>(11)</w:t>
+        <w:t>(</w:t>
+      </w:r>
+      <w:proofErr w:type="gramEnd"/>
+      <w:r>
+        <w:rPr>
+          <w:b/>
+          <w:bCs/>
+        </w:rPr>
+        <w:t>11)</w:t>
       </w:r>
       <w:r>
         <w:br/>
@@ -7385,6 +8029,7 @@
         <w:t xml:space="preserve"> </w:t>
       </w:r>
       <w:proofErr w:type="spellStart"/>
+      <w:proofErr w:type="gramStart"/>
       <w:r>
         <w:rPr>
           <w:b/>
@@ -7398,7 +8043,15 @@
           <w:b/>
           <w:bCs/>
         </w:rPr>
-        <w:t>(3)</w:t>
+        <w:t>(</w:t>
+      </w:r>
+      <w:proofErr w:type="gramEnd"/>
+      <w:r>
+        <w:rPr>
+          <w:b/>
+          <w:bCs/>
+        </w:rPr>
+        <w:t>3)</w:t>
       </w:r>
       <w:r>
         <w:br/>
@@ -7433,7 +8086,7 @@
                     <pic:cNvPicPr/>
                   </pic:nvPicPr>
                   <pic:blipFill>
-                    <a:blip r:embed="rId31"/>
+                    <a:blip r:embed="rId41"/>
                     <a:stretch>
                       <a:fillRect/>
                     </a:stretch>
@@ -7488,6 +8141,7 @@
         <w:t xml:space="preserve"> </w:t>
       </w:r>
       <w:proofErr w:type="spellStart"/>
+      <w:proofErr w:type="gramStart"/>
       <w:r>
         <w:rPr>
           <w:b/>
@@ -7501,15 +8155,19 @@
           <w:b/>
           <w:bCs/>
         </w:rPr>
-        <w:t>(11)</w:t>
+        <w:t>(</w:t>
+      </w:r>
+      <w:proofErr w:type="gramEnd"/>
+      <w:r>
+        <w:rPr>
+          <w:b/>
+          <w:bCs/>
+        </w:rPr>
+        <w:t>11)</w:t>
       </w:r>
       <w:r>
         <w:br/>
-        <w:t>Identificador único del rol. E</w:t>
-      </w:r>
-      <w:r>
-        <w:lastRenderedPageBreak/>
-        <w:t>s la clave primaria de esta tabla.</w:t>
+        <w:t>Identificador único del rol. Es la clave primaria de esta tabla.</w:t>
       </w:r>
     </w:p>
     <w:p>
@@ -7519,6 +8177,7 @@
           <w:b/>
           <w:bCs/>
         </w:rPr>
+        <w:lastRenderedPageBreak/>
         <w:t>nombre_</w:t>
       </w:r>
       <w:proofErr w:type="gramStart"/>
@@ -7546,6 +8205,7 @@
         <w:t xml:space="preserve"> </w:t>
       </w:r>
       <w:proofErr w:type="spellStart"/>
+      <w:proofErr w:type="gramStart"/>
       <w:r>
         <w:rPr>
           <w:b/>
@@ -7559,7 +8219,15 @@
           <w:b/>
           <w:bCs/>
         </w:rPr>
-        <w:t>(50)</w:t>
+        <w:t>(</w:t>
+      </w:r>
+      <w:proofErr w:type="gramEnd"/>
+      <w:r>
+        <w:rPr>
+          <w:b/>
+          <w:bCs/>
+        </w:rPr>
+        <w:t>50)</w:t>
       </w:r>
       <w:r>
         <w:br/>
@@ -7618,7 +8286,7 @@
                     <pic:cNvPicPr/>
                   </pic:nvPicPr>
                   <pic:blipFill>
-                    <a:blip r:embed="rId32"/>
+                    <a:blip r:embed="rId42"/>
                     <a:stretch>
                       <a:fillRect/>
                     </a:stretch>
@@ -7673,6 +8341,7 @@
         <w:t xml:space="preserve"> </w:t>
       </w:r>
       <w:proofErr w:type="spellStart"/>
+      <w:proofErr w:type="gramStart"/>
       <w:r>
         <w:rPr>
           <w:b/>
@@ -7686,7 +8355,15 @@
           <w:b/>
           <w:bCs/>
         </w:rPr>
-        <w:t>(11)</w:t>
+        <w:t>(</w:t>
+      </w:r>
+      <w:proofErr w:type="gramEnd"/>
+      <w:r>
+        <w:rPr>
+          <w:b/>
+          <w:bCs/>
+        </w:rPr>
+        <w:t>11)</w:t>
       </w:r>
       <w:r>
         <w:br/>
@@ -7727,6 +8404,7 @@
         <w:t xml:space="preserve"> </w:t>
       </w:r>
       <w:proofErr w:type="spellStart"/>
+      <w:proofErr w:type="gramStart"/>
       <w:r>
         <w:rPr>
           <w:b/>
@@ -7740,7 +8418,15 @@
           <w:b/>
           <w:bCs/>
         </w:rPr>
-        <w:t>(50)</w:t>
+        <w:t>(</w:t>
+      </w:r>
+      <w:proofErr w:type="gramEnd"/>
+      <w:r>
+        <w:rPr>
+          <w:b/>
+          <w:bCs/>
+        </w:rPr>
+        <w:t>50)</w:t>
       </w:r>
       <w:r>
         <w:br/>
@@ -7781,12 +8467,12 @@
         <w:t xml:space="preserve"> </w:t>
       </w:r>
       <w:proofErr w:type="spellStart"/>
-      <w:r>
-        <w:rPr>
-          <w:b/>
-          <w:bCs/>
-        </w:rPr>
-        <w:lastRenderedPageBreak/>
+      <w:proofErr w:type="gramStart"/>
+      <w:r>
+        <w:rPr>
+          <w:b/>
+          <w:bCs/>
+        </w:rPr>
         <w:t>int</w:t>
       </w:r>
       <w:proofErr w:type="spellEnd"/>
@@ -7795,7 +8481,15 @@
           <w:b/>
           <w:bCs/>
         </w:rPr>
-        <w:t>(15)</w:t>
+        <w:t>(</w:t>
+      </w:r>
+      <w:proofErr w:type="gramEnd"/>
+      <w:r>
+        <w:rPr>
+          <w:b/>
+          <w:bCs/>
+        </w:rPr>
+        <w:t>15)</w:t>
       </w:r>
       <w:r>
         <w:br/>
@@ -7809,6 +8503,7 @@
           <w:b/>
           <w:bCs/>
         </w:rPr>
+        <w:lastRenderedPageBreak/>
         <w:t>Fecha_</w:t>
       </w:r>
       <w:proofErr w:type="gramStart"/>
@@ -7874,6 +8569,7 @@
         <w:t xml:space="preserve"> </w:t>
       </w:r>
       <w:proofErr w:type="spellStart"/>
+      <w:proofErr w:type="gramStart"/>
       <w:r>
         <w:rPr>
           <w:b/>
@@ -7887,7 +8583,15 @@
           <w:b/>
           <w:bCs/>
         </w:rPr>
-        <w:t>(50)</w:t>
+        <w:t>(</w:t>
+      </w:r>
+      <w:proofErr w:type="gramEnd"/>
+      <w:r>
+        <w:rPr>
+          <w:b/>
+          <w:bCs/>
+        </w:rPr>
+        <w:t>50)</w:t>
       </w:r>
       <w:r>
         <w:br/>
@@ -7912,6 +8616,7 @@
         <w:t xml:space="preserve"> </w:t>
       </w:r>
       <w:proofErr w:type="spellStart"/>
+      <w:proofErr w:type="gramStart"/>
       <w:r>
         <w:rPr>
           <w:b/>
@@ -7925,7 +8630,15 @@
           <w:b/>
           <w:bCs/>
         </w:rPr>
-        <w:t>(255)</w:t>
+        <w:t>(</w:t>
+      </w:r>
+      <w:proofErr w:type="gramEnd"/>
+      <w:r>
+        <w:rPr>
+          <w:b/>
+          <w:bCs/>
+        </w:rPr>
+        <w:t>255)</w:t>
       </w:r>
       <w:r>
         <w:br/>
@@ -7966,6 +8679,7 @@
         <w:t xml:space="preserve"> </w:t>
       </w:r>
       <w:proofErr w:type="spellStart"/>
+      <w:proofErr w:type="gramStart"/>
       <w:r>
         <w:rPr>
           <w:b/>
@@ -7979,7 +8693,15 @@
           <w:b/>
           <w:bCs/>
         </w:rPr>
-        <w:t>(255)</w:t>
+        <w:t>(</w:t>
+      </w:r>
+      <w:proofErr w:type="gramEnd"/>
+      <w:r>
+        <w:rPr>
+          <w:b/>
+          <w:bCs/>
+        </w:rPr>
+        <w:t>255)</w:t>
       </w:r>
       <w:r>
         <w:br/>
@@ -8020,6 +8742,7 @@
         <w:t xml:space="preserve"> </w:t>
       </w:r>
       <w:proofErr w:type="spellStart"/>
+      <w:proofErr w:type="gramStart"/>
       <w:r>
         <w:rPr>
           <w:b/>
@@ -8033,7 +8756,15 @@
           <w:b/>
           <w:bCs/>
         </w:rPr>
-        <w:t>(11)</w:t>
+        <w:t>(</w:t>
+      </w:r>
+      <w:proofErr w:type="gramEnd"/>
+      <w:r>
+        <w:rPr>
+          <w:b/>
+          <w:bCs/>
+        </w:rPr>
+        <w:t>11)</w:t>
       </w:r>
       <w:r>
         <w:br/>
@@ -8082,6 +8813,7 @@
         <w:t xml:space="preserve"> </w:t>
       </w:r>
       <w:proofErr w:type="spellStart"/>
+      <w:proofErr w:type="gramStart"/>
       <w:r>
         <w:rPr>
           <w:b/>
@@ -8095,7 +8827,15 @@
           <w:b/>
           <w:bCs/>
         </w:rPr>
-        <w:t>(2)</w:t>
+        <w:t>(</w:t>
+      </w:r>
+      <w:proofErr w:type="gramEnd"/>
+      <w:r>
+        <w:rPr>
+          <w:b/>
+          <w:bCs/>
+        </w:rPr>
+        <w:t>2)</w:t>
       </w:r>
       <w:r>
         <w:br/>
@@ -8131,7 +8871,7 @@
                     <pic:cNvPicPr/>
                   </pic:nvPicPr>
                   <pic:blipFill>
-                    <a:blip r:embed="rId33"/>
+                    <a:blip r:embed="rId43"/>
                     <a:stretch>
                       <a:fillRect/>
                     </a:stretch>
@@ -8186,6 +8926,7 @@
         <w:t xml:space="preserve"> </w:t>
       </w:r>
       <w:proofErr w:type="spellStart"/>
+      <w:proofErr w:type="gramStart"/>
       <w:r>
         <w:rPr>
           <w:b/>
@@ -8199,15 +8940,19 @@
           <w:b/>
           <w:bCs/>
         </w:rPr>
-        <w:t>(11)</w:t>
+        <w:t>(</w:t>
+      </w:r>
+      <w:proofErr w:type="gramEnd"/>
+      <w:r>
+        <w:rPr>
+          <w:b/>
+          <w:bCs/>
+        </w:rPr>
+        <w:t>11)</w:t>
       </w:r>
       <w:r>
         <w:br/>
-        <w:t>Identificador único de la cita. E</w:t>
-      </w:r>
-      <w:r>
-        <w:lastRenderedPageBreak/>
-        <w:t>s la clave primaria de esta tabla.</w:t>
+        <w:t>Identificador único de la cita. Es la clave primaria de esta tabla.</w:t>
       </w:r>
     </w:p>
     <w:p>
@@ -8217,6 +8962,7 @@
           <w:b/>
           <w:bCs/>
         </w:rPr>
+        <w:lastRenderedPageBreak/>
         <w:t>ID_</w:t>
       </w:r>
       <w:proofErr w:type="gramStart"/>
@@ -8244,6 +8990,7 @@
         <w:t xml:space="preserve"> </w:t>
       </w:r>
       <w:proofErr w:type="spellStart"/>
+      <w:proofErr w:type="gramStart"/>
       <w:r>
         <w:rPr>
           <w:b/>
@@ -8257,7 +9004,15 @@
           <w:b/>
           <w:bCs/>
         </w:rPr>
-        <w:t>(11)</w:t>
+        <w:t>(</w:t>
+      </w:r>
+      <w:proofErr w:type="gramEnd"/>
+      <w:r>
+        <w:rPr>
+          <w:b/>
+          <w:bCs/>
+        </w:rPr>
+        <w:t>11)</w:t>
       </w:r>
       <w:r>
         <w:br/>
@@ -8353,6 +9108,7 @@
         <w:t xml:space="preserve"> </w:t>
       </w:r>
       <w:proofErr w:type="spellStart"/>
+      <w:proofErr w:type="gramStart"/>
       <w:r>
         <w:rPr>
           <w:b/>
@@ -8366,7 +9122,15 @@
           <w:b/>
           <w:bCs/>
         </w:rPr>
-        <w:t>(50)</w:t>
+        <w:t>(</w:t>
+      </w:r>
+      <w:proofErr w:type="gramEnd"/>
+      <w:r>
+        <w:rPr>
+          <w:b/>
+          <w:bCs/>
+        </w:rPr>
+        <w:t>50)</w:t>
       </w:r>
       <w:r>
         <w:br/>
@@ -8413,6 +9177,7 @@
         <w:t xml:space="preserve"> </w:t>
       </w:r>
       <w:proofErr w:type="spellStart"/>
+      <w:proofErr w:type="gramStart"/>
       <w:r>
         <w:rPr>
           <w:b/>
@@ -8426,7 +9191,15 @@
           <w:b/>
           <w:bCs/>
         </w:rPr>
-        <w:t>(50)</w:t>
+        <w:t>(</w:t>
+      </w:r>
+      <w:proofErr w:type="gramEnd"/>
+      <w:r>
+        <w:rPr>
+          <w:b/>
+          <w:bCs/>
+        </w:rPr>
+        <w:t>50)</w:t>
       </w:r>
       <w:r>
         <w:br/>
@@ -8473,6 +9246,7 @@
         <w:t xml:space="preserve"> </w:t>
       </w:r>
       <w:proofErr w:type="spellStart"/>
+      <w:proofErr w:type="gramStart"/>
       <w:r>
         <w:rPr>
           <w:b/>
@@ -8486,7 +9260,15 @@
           <w:b/>
           <w:bCs/>
         </w:rPr>
-        <w:t>(11)</w:t>
+        <w:t>(</w:t>
+      </w:r>
+      <w:proofErr w:type="gramEnd"/>
+      <w:r>
+        <w:rPr>
+          <w:b/>
+          <w:bCs/>
+        </w:rPr>
+        <w:t>11)</w:t>
       </w:r>
       <w:r>
         <w:br/>
@@ -8494,11 +9276,7 @@
       </w:r>
       <w:proofErr w:type="spellStart"/>
       <w:r>
-        <w:t>mascota</w:t>
-      </w:r>
-      <w:r>
-        <w:lastRenderedPageBreak/>
-        <w:t>.ID_Mascota</w:t>
+        <w:t>mascota.ID_Mascota</w:t>
       </w:r>
       <w:proofErr w:type="spellEnd"/>
       <w:r>
@@ -8532,7 +9310,7 @@
                     <pic:cNvPicPr/>
                   </pic:nvPicPr>
                   <pic:blipFill>
-                    <a:blip r:embed="rId34"/>
+                    <a:blip r:embed="rId44"/>
                     <a:stretch>
                       <a:fillRect/>
                     </a:stretch>
@@ -8560,6 +9338,7 @@
           <w:b/>
           <w:bCs/>
         </w:rPr>
+        <w:lastRenderedPageBreak/>
         <w:t>id :</w:t>
       </w:r>
       <w:proofErr w:type="gramEnd"/>
@@ -8571,6 +9350,7 @@
         <w:t xml:space="preserve"> </w:t>
       </w:r>
       <w:proofErr w:type="spellStart"/>
+      <w:proofErr w:type="gramStart"/>
       <w:r>
         <w:rPr>
           <w:b/>
@@ -8584,7 +9364,15 @@
           <w:b/>
           <w:bCs/>
         </w:rPr>
-        <w:t>(11)</w:t>
+        <w:t>(</w:t>
+      </w:r>
+      <w:proofErr w:type="gramEnd"/>
+      <w:r>
+        <w:rPr>
+          <w:b/>
+          <w:bCs/>
+        </w:rPr>
+        <w:t>11)</w:t>
       </w:r>
       <w:r>
         <w:br/>
@@ -8625,6 +9413,7 @@
         <w:t xml:space="preserve"> </w:t>
       </w:r>
       <w:proofErr w:type="spellStart"/>
+      <w:proofErr w:type="gramStart"/>
       <w:r>
         <w:rPr>
           <w:b/>
@@ -8638,7 +9427,15 @@
           <w:b/>
           <w:bCs/>
         </w:rPr>
-        <w:t>(255)</w:t>
+        <w:t>(</w:t>
+      </w:r>
+      <w:proofErr w:type="gramEnd"/>
+      <w:r>
+        <w:rPr>
+          <w:b/>
+          <w:bCs/>
+        </w:rPr>
+        <w:t>255)</w:t>
       </w:r>
       <w:r>
         <w:br/>
@@ -8671,6 +9468,7 @@
         <w:t xml:space="preserve"> </w:t>
       </w:r>
       <w:proofErr w:type="spellStart"/>
+      <w:proofErr w:type="gramStart"/>
       <w:r>
         <w:rPr>
           <w:b/>
@@ -8684,7 +9482,15 @@
           <w:b/>
           <w:bCs/>
         </w:rPr>
-        <w:t>(50)</w:t>
+        <w:t>(</w:t>
+      </w:r>
+      <w:proofErr w:type="gramEnd"/>
+      <w:r>
+        <w:rPr>
+          <w:b/>
+          <w:bCs/>
+        </w:rPr>
+        <w:t>50)</w:t>
       </w:r>
       <w:r>
         <w:br/>
@@ -8772,6 +9578,7 @@
         <w:t xml:space="preserve"> </w:t>
       </w:r>
       <w:proofErr w:type="spellStart"/>
+      <w:proofErr w:type="gramStart"/>
       <w:r>
         <w:rPr>
           <w:b/>
@@ -8785,7 +9592,15 @@
           <w:b/>
           <w:bCs/>
         </w:rPr>
-        <w:t>(100)</w:t>
+        <w:t>(</w:t>
+      </w:r>
+      <w:proofErr w:type="gramEnd"/>
+      <w:r>
+        <w:rPr>
+          <w:b/>
+          <w:bCs/>
+        </w:rPr>
+        <w:t>100)</w:t>
       </w:r>
       <w:r>
         <w:br/>
@@ -8807,7 +9622,23 @@
           <w:b/>
           <w:bCs/>
         </w:rPr>
-        <w:t xml:space="preserve"> decimal(10,2)</w:t>
+        <w:t xml:space="preserve"> </w:t>
+      </w:r>
+      <w:proofErr w:type="gramStart"/>
+      <w:r>
+        <w:rPr>
+          <w:b/>
+          <w:bCs/>
+        </w:rPr>
+        <w:t>decimal(</w:t>
+      </w:r>
+      <w:proofErr w:type="gramEnd"/>
+      <w:r>
+        <w:rPr>
+          <w:b/>
+          <w:bCs/>
+        </w:rPr>
+        <w:t>10,2)</w:t>
       </w:r>
       <w:r>
         <w:br/>
@@ -8935,6 +9766,7 @@
         <w:t xml:space="preserve"> </w:t>
       </w:r>
       <w:proofErr w:type="spellStart"/>
+      <w:proofErr w:type="gramStart"/>
       <w:r>
         <w:rPr>
           <w:b/>
@@ -8948,7 +9780,15 @@
           <w:b/>
           <w:bCs/>
         </w:rPr>
-        <w:t>(11)</w:t>
+        <w:t>(</w:t>
+      </w:r>
+      <w:proofErr w:type="gramEnd"/>
+      <w:r>
+        <w:rPr>
+          <w:b/>
+          <w:bCs/>
+        </w:rPr>
+        <w:t>11)</w:t>
       </w:r>
       <w:r>
         <w:br/>
@@ -8997,6 +9837,7 @@
         <w:t xml:space="preserve"> </w:t>
       </w:r>
       <w:proofErr w:type="spellStart"/>
+      <w:proofErr w:type="gramStart"/>
       <w:r>
         <w:rPr>
           <w:b/>
@@ -9010,15 +9851,19 @@
           <w:b/>
           <w:bCs/>
         </w:rPr>
-        <w:t>(10)</w:t>
+        <w:t>(</w:t>
+      </w:r>
+      <w:proofErr w:type="gramEnd"/>
+      <w:r>
+        <w:rPr>
+          <w:b/>
+          <w:bCs/>
+        </w:rPr>
+        <w:t>10)</w:t>
       </w:r>
       <w:r>
         <w:br/>
-        <w:t xml:space="preserve">Código de verificación opcional asociado a la compra (por ejemplo, para confirmar o validar la </w:t>
-      </w:r>
-      <w:r>
-        <w:lastRenderedPageBreak/>
-        <w:t>transacción).</w:t>
+        <w:t>Código de verificación opcional asociado a la compra (por ejemplo, para confirmar o validar la transacción).</w:t>
       </w:r>
     </w:p>
     <w:p/>
@@ -9026,654 +9871,7 @@
     <w:p/>
     <w:p>
       <w:r>
-        <w:t>Tabla de pedidos:</w:t>
-      </w:r>
-    </w:p>
-    <w:p>
-      <w:r>
-        <w:rPr>
-          <w:noProof/>
-        </w:rPr>
-        <w:drawing>
-          <wp:inline distT="0" distB="0" distL="0" distR="0" wp14:anchorId="59A96944" wp14:editId="53384186">
-            <wp:extent cx="5353797" cy="3210373"/>
-            <wp:effectExtent l="0" t="0" r="0" b="9525"/>
-            <wp:docPr id="190757453" name="Imagen 1"/>
-            <wp:cNvGraphicFramePr>
-              <a:graphicFrameLocks xmlns:a="http://schemas.openxmlformats.org/drawingml/2006/main" noChangeAspect="1"/>
-            </wp:cNvGraphicFramePr>
-            <a:graphic xmlns:a="http://schemas.openxmlformats.org/drawingml/2006/main">
-              <a:graphicData uri="http://schemas.openxmlformats.org/drawingml/2006/picture">
-                <pic:pic xmlns:pic="http://schemas.openxmlformats.org/drawingml/2006/picture">
-                  <pic:nvPicPr>
-                    <pic:cNvPr id="190757453" name=""/>
-                    <pic:cNvPicPr/>
-                  </pic:nvPicPr>
-                  <pic:blipFill>
-                    <a:blip r:embed="rId35"/>
-                    <a:stretch>
-                      <a:fillRect/>
-                    </a:stretch>
-                  </pic:blipFill>
-                  <pic:spPr>
-                    <a:xfrm>
-                      <a:off x="0" y="0"/>
-                      <a:ext cx="5353797" cy="3210373"/>
-                    </a:xfrm>
-                    <a:prstGeom prst="rect">
-                      <a:avLst/>
-                    </a:prstGeom>
-                  </pic:spPr>
-                </pic:pic>
-              </a:graphicData>
-            </a:graphic>
-          </wp:inline>
-        </w:drawing>
-      </w:r>
-    </w:p>
-    <w:p>
-      <w:proofErr w:type="spellStart"/>
-      <w:r>
-        <w:rPr>
-          <w:b/>
-          <w:bCs/>
-        </w:rPr>
-        <w:t>id_</w:t>
-      </w:r>
-      <w:proofErr w:type="gramStart"/>
-      <w:r>
-        <w:rPr>
-          <w:b/>
-          <w:bCs/>
-        </w:rPr>
-        <w:t>pedido</w:t>
-      </w:r>
-      <w:proofErr w:type="spellEnd"/>
-      <w:r>
-        <w:rPr>
-          <w:b/>
-          <w:bCs/>
-        </w:rPr>
-        <w:t xml:space="preserve"> :</w:t>
-      </w:r>
-      <w:proofErr w:type="gramEnd"/>
-      <w:r>
-        <w:rPr>
-          <w:b/>
-          <w:bCs/>
-        </w:rPr>
-        <w:t xml:space="preserve"> </w:t>
-      </w:r>
-      <w:proofErr w:type="spellStart"/>
-      <w:r>
-        <w:rPr>
-          <w:b/>
-          <w:bCs/>
-        </w:rPr>
-        <w:t>int</w:t>
-      </w:r>
-      <w:proofErr w:type="spellEnd"/>
-      <w:r>
-        <w:rPr>
-          <w:b/>
-          <w:bCs/>
-        </w:rPr>
-        <w:t>(11)</w:t>
-      </w:r>
-      <w:r>
-        <w:br/>
-        <w:t>Identificador único del pedido. Es la clave primaria de la tabla.</w:t>
-      </w:r>
-    </w:p>
-    <w:p>
-      <w:proofErr w:type="spellStart"/>
-      <w:r>
-        <w:rPr>
-          <w:b/>
-          <w:bCs/>
-        </w:rPr>
-        <w:t>id_</w:t>
-      </w:r>
-      <w:proofErr w:type="gramStart"/>
-      <w:r>
-        <w:rPr>
-          <w:b/>
-          <w:bCs/>
-        </w:rPr>
-        <w:t>usuario</w:t>
-      </w:r>
-      <w:proofErr w:type="spellEnd"/>
-      <w:r>
-        <w:rPr>
-          <w:b/>
-          <w:bCs/>
-        </w:rPr>
-        <w:t xml:space="preserve"> :</w:t>
-      </w:r>
-      <w:proofErr w:type="gramEnd"/>
-      <w:r>
-        <w:rPr>
-          <w:b/>
-          <w:bCs/>
-        </w:rPr>
-        <w:t xml:space="preserve"> </w:t>
-      </w:r>
-      <w:proofErr w:type="spellStart"/>
-      <w:r>
-        <w:rPr>
-          <w:b/>
-          <w:bCs/>
-        </w:rPr>
-        <w:t>int</w:t>
-      </w:r>
-      <w:proofErr w:type="spellEnd"/>
-      <w:r>
-        <w:rPr>
-          <w:b/>
-          <w:bCs/>
-        </w:rPr>
-        <w:t>(11)</w:t>
-      </w:r>
-      <w:r>
-        <w:br/>
-        <w:t>Clave foránea que referencia al usuario que realizó el pedido.</w:t>
-      </w:r>
-    </w:p>
-    <w:p>
-      <w:proofErr w:type="spellStart"/>
-      <w:r>
-        <w:rPr>
-          <w:b/>
-          <w:bCs/>
-        </w:rPr>
-        <w:t>fecha_</w:t>
-      </w:r>
-      <w:proofErr w:type="gramStart"/>
-      <w:r>
-        <w:rPr>
-          <w:b/>
-          <w:bCs/>
-        </w:rPr>
-        <w:t>pedido</w:t>
-      </w:r>
-      <w:proofErr w:type="spellEnd"/>
-      <w:r>
-        <w:rPr>
-          <w:b/>
-          <w:bCs/>
-        </w:rPr>
-        <w:t xml:space="preserve"> :</w:t>
-      </w:r>
-      <w:proofErr w:type="gramEnd"/>
-      <w:r>
-        <w:rPr>
-          <w:b/>
-          <w:bCs/>
-        </w:rPr>
-        <w:t xml:space="preserve"> date</w:t>
-      </w:r>
-      <w:r>
-        <w:br/>
-        <w:t>Fecha en la que se generó el pedido.</w:t>
-      </w:r>
-    </w:p>
-    <w:p>
-      <w:proofErr w:type="spellStart"/>
-      <w:r>
-        <w:rPr>
-          <w:b/>
-          <w:bCs/>
-        </w:rPr>
-        <w:t>MetodoPago_</w:t>
-      </w:r>
-      <w:proofErr w:type="gramStart"/>
-      <w:r>
-        <w:rPr>
-          <w:b/>
-          <w:bCs/>
-        </w:rPr>
-        <w:t>Pedido</w:t>
-      </w:r>
-      <w:proofErr w:type="spellEnd"/>
-      <w:r>
-        <w:rPr>
-          <w:b/>
-          <w:bCs/>
-        </w:rPr>
-        <w:t xml:space="preserve"> :</w:t>
-      </w:r>
-      <w:proofErr w:type="gramEnd"/>
-      <w:r>
-        <w:rPr>
-          <w:b/>
-          <w:bCs/>
-        </w:rPr>
-        <w:t xml:space="preserve"> </w:t>
-      </w:r>
-      <w:proofErr w:type="spellStart"/>
-      <w:r>
-        <w:rPr>
-          <w:b/>
-          <w:bCs/>
-        </w:rPr>
-        <w:t>tinyint</w:t>
-      </w:r>
-      <w:proofErr w:type="spellEnd"/>
-      <w:r>
-        <w:rPr>
-          <w:b/>
-          <w:bCs/>
-        </w:rPr>
-        <w:t>(1)</w:t>
-      </w:r>
-      <w:r>
-        <w:br/>
-        <w:t>Representa el método de pago utilizado. Al ser un valor pequeño (</w:t>
-      </w:r>
-      <w:proofErr w:type="spellStart"/>
-      <w:proofErr w:type="gramStart"/>
-      <w:r>
-        <w:t>tinyint</w:t>
-      </w:r>
-      <w:proofErr w:type="spellEnd"/>
-      <w:r>
-        <w:t>(</w:t>
-      </w:r>
-      <w:proofErr w:type="gramEnd"/>
-      <w:r>
-        <w:t xml:space="preserve">1)), </w:t>
-      </w:r>
-      <w:r>
-        <w:t xml:space="preserve">es </w:t>
-      </w:r>
-      <w:r>
-        <w:t>un número que identifica una opción específica. Por ejemplo:</w:t>
-      </w:r>
-    </w:p>
-    <w:p>
-      <w:pPr>
-        <w:numPr>
-          <w:ilvl w:val="0"/>
-          <w:numId w:val="20"/>
-        </w:numPr>
-      </w:pPr>
-      <w:r>
-        <w:t>1: Tarjeta</w:t>
-      </w:r>
-    </w:p>
-    <w:p>
-      <w:pPr>
-        <w:numPr>
-          <w:ilvl w:val="0"/>
-          <w:numId w:val="20"/>
-        </w:numPr>
-      </w:pPr>
-      <w:r>
-        <w:t>2: Efectivo</w:t>
-      </w:r>
-    </w:p>
-    <w:p>
-      <w:pPr>
-        <w:numPr>
-          <w:ilvl w:val="0"/>
-          <w:numId w:val="20"/>
-        </w:numPr>
-      </w:pPr>
-      <w:r>
-        <w:t>3: Transferencia</w:t>
-      </w:r>
-    </w:p>
-    <w:p>
-      <w:proofErr w:type="spellStart"/>
-      <w:r>
-        <w:rPr>
-          <w:b/>
-          <w:bCs/>
-        </w:rPr>
-        <w:t>Descripcion_</w:t>
-      </w:r>
-      <w:proofErr w:type="gramStart"/>
-      <w:r>
-        <w:rPr>
-          <w:b/>
-          <w:bCs/>
-        </w:rPr>
-        <w:t>Pedido</w:t>
-      </w:r>
-      <w:proofErr w:type="spellEnd"/>
-      <w:r>
-        <w:rPr>
-          <w:b/>
-          <w:bCs/>
-        </w:rPr>
-        <w:t xml:space="preserve"> :</w:t>
-      </w:r>
-      <w:proofErr w:type="gramEnd"/>
-      <w:r>
-        <w:rPr>
-          <w:b/>
-          <w:bCs/>
-        </w:rPr>
-        <w:t xml:space="preserve"> </w:t>
-      </w:r>
-      <w:proofErr w:type="spellStart"/>
-      <w:r>
-        <w:rPr>
-          <w:b/>
-          <w:bCs/>
-        </w:rPr>
-        <w:t>varchar</w:t>
-      </w:r>
-      <w:proofErr w:type="spellEnd"/>
-      <w:r>
-        <w:rPr>
-          <w:b/>
-          <w:bCs/>
-        </w:rPr>
-        <w:t>(100)</w:t>
-      </w:r>
-      <w:r>
-        <w:br/>
-        <w:t>Descripción general del pedido, como los productos solicitados o detalles adicio</w:t>
-      </w:r>
-      <w:r>
         <w:lastRenderedPageBreak/>
-        <w:t>nales.</w:t>
-      </w:r>
-    </w:p>
-    <w:p/>
-    <w:p/>
-    <w:p>
-      <w:r>
-        <w:t xml:space="preserve">Tabla de </w:t>
-      </w:r>
-      <w:proofErr w:type="spellStart"/>
-      <w:r>
-        <w:t>detalle_pedidos</w:t>
-      </w:r>
-      <w:proofErr w:type="spellEnd"/>
-      <w:r>
-        <w:t>:</w:t>
-      </w:r>
-    </w:p>
-    <w:p>
-      <w:r>
-        <w:rPr>
-          <w:noProof/>
-        </w:rPr>
-        <w:drawing>
-          <wp:inline distT="0" distB="0" distL="0" distR="0" wp14:anchorId="0A354131" wp14:editId="114A888C">
-            <wp:extent cx="3346450" cy="3248025"/>
-            <wp:effectExtent l="0" t="0" r="6350" b="9525"/>
-            <wp:docPr id="689844285" name="Imagen 1"/>
-            <wp:cNvGraphicFramePr>
-              <a:graphicFrameLocks xmlns:a="http://schemas.openxmlformats.org/drawingml/2006/main" noChangeAspect="1"/>
-            </wp:cNvGraphicFramePr>
-            <a:graphic xmlns:a="http://schemas.openxmlformats.org/drawingml/2006/main">
-              <a:graphicData uri="http://schemas.openxmlformats.org/drawingml/2006/picture">
-                <pic:pic xmlns:pic="http://schemas.openxmlformats.org/drawingml/2006/picture">
-                  <pic:nvPicPr>
-                    <pic:cNvPr id="689844285" name=""/>
-                    <pic:cNvPicPr/>
-                  </pic:nvPicPr>
-                  <pic:blipFill>
-                    <a:blip r:embed="rId36"/>
-                    <a:stretch>
-                      <a:fillRect/>
-                    </a:stretch>
-                  </pic:blipFill>
-                  <pic:spPr>
-                    <a:xfrm>
-                      <a:off x="0" y="0"/>
-                      <a:ext cx="3348380" cy="3249898"/>
-                    </a:xfrm>
-                    <a:prstGeom prst="rect">
-                      <a:avLst/>
-                    </a:prstGeom>
-                  </pic:spPr>
-                </pic:pic>
-              </a:graphicData>
-            </a:graphic>
-          </wp:inline>
-        </w:drawing>
-      </w:r>
-    </w:p>
-    <w:p>
-      <w:proofErr w:type="spellStart"/>
-      <w:r>
-        <w:rPr>
-          <w:b/>
-          <w:bCs/>
-        </w:rPr>
-        <w:t>id_</w:t>
-      </w:r>
-      <w:proofErr w:type="gramStart"/>
-      <w:r>
-        <w:rPr>
-          <w:b/>
-          <w:bCs/>
-        </w:rPr>
-        <w:t>detalle</w:t>
-      </w:r>
-      <w:proofErr w:type="spellEnd"/>
-      <w:r>
-        <w:rPr>
-          <w:b/>
-          <w:bCs/>
-        </w:rPr>
-        <w:t xml:space="preserve"> :</w:t>
-      </w:r>
-      <w:proofErr w:type="gramEnd"/>
-      <w:r>
-        <w:rPr>
-          <w:b/>
-          <w:bCs/>
-        </w:rPr>
-        <w:t xml:space="preserve"> </w:t>
-      </w:r>
-      <w:proofErr w:type="spellStart"/>
-      <w:r>
-        <w:rPr>
-          <w:b/>
-          <w:bCs/>
-        </w:rPr>
-        <w:t>int</w:t>
-      </w:r>
-      <w:proofErr w:type="spellEnd"/>
-      <w:r>
-        <w:rPr>
-          <w:b/>
-          <w:bCs/>
-        </w:rPr>
-        <w:t>(11)</w:t>
-      </w:r>
-      <w:r>
-        <w:br/>
-        <w:t>Clave primaria. Identificador único del detalle del pedido.</w:t>
-      </w:r>
-    </w:p>
-    <w:p>
-      <w:proofErr w:type="spellStart"/>
-      <w:r>
-        <w:rPr>
-          <w:b/>
-          <w:bCs/>
-        </w:rPr>
-        <w:t>id_</w:t>
-      </w:r>
-      <w:proofErr w:type="gramStart"/>
-      <w:r>
-        <w:rPr>
-          <w:b/>
-          <w:bCs/>
-        </w:rPr>
-        <w:t>pedido</w:t>
-      </w:r>
-      <w:proofErr w:type="spellEnd"/>
-      <w:r>
-        <w:rPr>
-          <w:b/>
-          <w:bCs/>
-        </w:rPr>
-        <w:t xml:space="preserve"> :</w:t>
-      </w:r>
-      <w:proofErr w:type="gramEnd"/>
-      <w:r>
-        <w:rPr>
-          <w:b/>
-          <w:bCs/>
-        </w:rPr>
-        <w:t xml:space="preserve"> </w:t>
-      </w:r>
-      <w:proofErr w:type="spellStart"/>
-      <w:r>
-        <w:rPr>
-          <w:b/>
-          <w:bCs/>
-        </w:rPr>
-        <w:t>int</w:t>
-      </w:r>
-      <w:proofErr w:type="spellEnd"/>
-      <w:r>
-        <w:rPr>
-          <w:b/>
-          <w:bCs/>
-        </w:rPr>
-        <w:t>(11)</w:t>
-      </w:r>
-      <w:r>
-        <w:br/>
-        <w:t>Clave foránea que referencia a la tabla pedidos.</w:t>
-      </w:r>
-    </w:p>
-    <w:p>
-      <w:proofErr w:type="gramStart"/>
-      <w:r>
-        <w:rPr>
-          <w:b/>
-          <w:bCs/>
-        </w:rPr>
-        <w:t>producto :</w:t>
-      </w:r>
-      <w:proofErr w:type="gramEnd"/>
-      <w:r>
-        <w:rPr>
-          <w:b/>
-          <w:bCs/>
-        </w:rPr>
-        <w:t xml:space="preserve"> </w:t>
-      </w:r>
-      <w:proofErr w:type="spellStart"/>
-      <w:r>
-        <w:rPr>
-          <w:b/>
-          <w:bCs/>
-        </w:rPr>
-        <w:t>varchar</w:t>
-      </w:r>
-      <w:proofErr w:type="spellEnd"/>
-      <w:r>
-        <w:rPr>
-          <w:b/>
-          <w:bCs/>
-        </w:rPr>
-        <w:t>(200)</w:t>
-      </w:r>
-      <w:r>
-        <w:br/>
-        <w:t xml:space="preserve">Aquí se almacena el nombre del producto, pero no es una buena práctica porque </w:t>
-      </w:r>
-      <w:r>
-        <w:rPr>
-          <w:b/>
-          <w:bCs/>
-        </w:rPr>
-        <w:t>duplica datos</w:t>
-      </w:r>
-      <w:r>
-        <w:t xml:space="preserve"> y </w:t>
-      </w:r>
-      <w:r>
-        <w:rPr>
-          <w:b/>
-          <w:bCs/>
-        </w:rPr>
-        <w:t>no está normalizado</w:t>
-      </w:r>
-      <w:r>
-        <w:t>.</w:t>
-      </w:r>
-    </w:p>
-    <w:p>
-      <w:proofErr w:type="gramStart"/>
-      <w:r>
-        <w:rPr>
-          <w:b/>
-          <w:bCs/>
-        </w:rPr>
-        <w:t>cantidad :</w:t>
-      </w:r>
-      <w:proofErr w:type="gramEnd"/>
-      <w:r>
-        <w:rPr>
-          <w:b/>
-          <w:bCs/>
-        </w:rPr>
-        <w:t xml:space="preserve"> </w:t>
-      </w:r>
-      <w:proofErr w:type="spellStart"/>
-      <w:r>
-        <w:rPr>
-          <w:b/>
-          <w:bCs/>
-        </w:rPr>
-        <w:t>int</w:t>
-      </w:r>
-      <w:proofErr w:type="spellEnd"/>
-      <w:r>
-        <w:rPr>
-          <w:b/>
-          <w:bCs/>
-        </w:rPr>
-        <w:t>(11)</w:t>
-      </w:r>
-      <w:r>
-        <w:br/>
-        <w:t>Número de unidades de ese producto en el pedido.</w:t>
-      </w:r>
-    </w:p>
-    <w:p>
-      <w:proofErr w:type="gramStart"/>
-      <w:r>
-        <w:rPr>
-          <w:b/>
-          <w:bCs/>
-        </w:rPr>
-        <w:t>subtotal :</w:t>
-      </w:r>
-      <w:proofErr w:type="gramEnd"/>
-      <w:r>
-        <w:rPr>
-          <w:b/>
-          <w:bCs/>
-        </w:rPr>
-        <w:t xml:space="preserve"> decimal(10,2)</w:t>
-      </w:r>
-      <w:r>
-        <w:br/>
-        <w:t>Monto correspondiente al</w:t>
-      </w:r>
-      <w:r>
-        <w:lastRenderedPageBreak/>
-        <w:t xml:space="preserve"> producto (cantidad × precio).</w:t>
-      </w:r>
-    </w:p>
-    <w:p/>
-    <w:p/>
-    <w:p/>
-    <w:p/>
-    <w:p>
-      <w:r>
         <w:t>Tabla de productos:</w:t>
       </w:r>
       <w:r>
@@ -9699,7 +9897,7 @@
                     <pic:cNvPicPr/>
                   </pic:nvPicPr>
                   <pic:blipFill>
-                    <a:blip r:embed="rId37"/>
+                    <a:blip r:embed="rId45"/>
                     <a:stretch>
                       <a:fillRect/>
                     </a:stretch>
@@ -9754,6 +9952,7 @@
         <w:t xml:space="preserve"> </w:t>
       </w:r>
       <w:proofErr w:type="spellStart"/>
+      <w:proofErr w:type="gramStart"/>
       <w:r>
         <w:rPr>
           <w:b/>
@@ -9767,7 +9966,15 @@
           <w:b/>
           <w:bCs/>
         </w:rPr>
-        <w:t>(11)</w:t>
+        <w:t>(</w:t>
+      </w:r>
+      <w:proofErr w:type="gramEnd"/>
+      <w:r>
+        <w:rPr>
+          <w:b/>
+          <w:bCs/>
+        </w:rPr>
+        <w:t>11)</w:t>
       </w:r>
       <w:r>
         <w:br/>
@@ -9808,6 +10015,7 @@
         <w:t xml:space="preserve"> </w:t>
       </w:r>
       <w:proofErr w:type="spellStart"/>
+      <w:proofErr w:type="gramStart"/>
       <w:r>
         <w:rPr>
           <w:b/>
@@ -9821,7 +10029,15 @@
           <w:b/>
           <w:bCs/>
         </w:rPr>
-        <w:t>(100)</w:t>
+        <w:t>(</w:t>
+      </w:r>
+      <w:proofErr w:type="gramEnd"/>
+      <w:r>
+        <w:rPr>
+          <w:b/>
+          <w:bCs/>
+        </w:rPr>
+        <w:t>100)</w:t>
       </w:r>
       <w:r>
         <w:br/>
@@ -9855,6 +10071,7 @@
         <w:t xml:space="preserve"> </w:t>
       </w:r>
       <w:proofErr w:type="spellStart"/>
+      <w:proofErr w:type="gramStart"/>
       <w:r>
         <w:rPr>
           <w:b/>
@@ -9868,7 +10085,15 @@
           <w:b/>
           <w:bCs/>
         </w:rPr>
-        <w:t>(200)</w:t>
+        <w:t>(</w:t>
+      </w:r>
+      <w:proofErr w:type="gramEnd"/>
+      <w:r>
+        <w:rPr>
+          <w:b/>
+          <w:bCs/>
+        </w:rPr>
+        <w:t>200)</w:t>
       </w:r>
       <w:r>
         <w:br/>
@@ -9896,7 +10121,23 @@
           <w:b/>
           <w:bCs/>
         </w:rPr>
-        <w:t xml:space="preserve"> decimal(10,0)</w:t>
+        <w:t xml:space="preserve"> </w:t>
+      </w:r>
+      <w:proofErr w:type="gramStart"/>
+      <w:r>
+        <w:rPr>
+          <w:b/>
+          <w:bCs/>
+        </w:rPr>
+        <w:t>decimal(</w:t>
+      </w:r>
+      <w:proofErr w:type="gramEnd"/>
+      <w:r>
+        <w:rPr>
+          <w:b/>
+          <w:bCs/>
+        </w:rPr>
+        <w:t>10,0)</w:t>
       </w:r>
       <w:r>
         <w:br/>
@@ -9921,6 +10162,7 @@
         <w:t xml:space="preserve"> </w:t>
       </w:r>
       <w:proofErr w:type="spellStart"/>
+      <w:proofErr w:type="gramStart"/>
       <w:r>
         <w:rPr>
           <w:b/>
@@ -9934,7 +10176,15 @@
           <w:b/>
           <w:bCs/>
         </w:rPr>
-        <w:t>(11)</w:t>
+        <w:t>(</w:t>
+      </w:r>
+      <w:proofErr w:type="gramEnd"/>
+      <w:r>
+        <w:rPr>
+          <w:b/>
+          <w:bCs/>
+        </w:rPr>
+        <w:t>11)</w:t>
       </w:r>
       <w:r>
         <w:br/>
@@ -9959,6 +10209,7 @@
         <w:t xml:space="preserve"> </w:t>
       </w:r>
       <w:proofErr w:type="spellStart"/>
+      <w:proofErr w:type="gramStart"/>
       <w:r>
         <w:rPr>
           <w:b/>
@@ -9972,15 +10223,19 @@
           <w:b/>
           <w:bCs/>
         </w:rPr>
-        <w:t>(200)</w:t>
+        <w:t>(</w:t>
+      </w:r>
+      <w:proofErr w:type="gramEnd"/>
+      <w:r>
+        <w:rPr>
+          <w:b/>
+          <w:bCs/>
+        </w:rPr>
+        <w:t>200)</w:t>
       </w:r>
       <w:r>
         <w:br/>
-        <w:t>Rut</w:t>
-      </w:r>
-      <w:r>
-        <w:lastRenderedPageBreak/>
-        <w:t>a o URL de la imagen del producto.</w:t>
+        <w:t>Ruta o URL de la imagen del producto.</w:t>
       </w:r>
     </w:p>
     <w:p>
@@ -9990,6 +10245,7 @@
           <w:b/>
           <w:bCs/>
         </w:rPr>
+        <w:lastRenderedPageBreak/>
         <w:t>id_</w:t>
       </w:r>
       <w:proofErr w:type="gramStart"/>
@@ -10017,6 +10273,7 @@
         <w:t xml:space="preserve"> </w:t>
       </w:r>
       <w:proofErr w:type="spellStart"/>
+      <w:proofErr w:type="gramStart"/>
       <w:r>
         <w:rPr>
           <w:b/>
@@ -10030,7 +10287,15 @@
           <w:b/>
           <w:bCs/>
         </w:rPr>
-        <w:t>(11)</w:t>
+        <w:t>(</w:t>
+      </w:r>
+      <w:proofErr w:type="gramEnd"/>
+      <w:r>
+        <w:rPr>
+          <w:b/>
+          <w:bCs/>
+        </w:rPr>
+        <w:t>11)</w:t>
       </w:r>
       <w:r>
         <w:br/>
@@ -10055,6 +10320,7 @@
         <w:t xml:space="preserve"> </w:t>
       </w:r>
       <w:proofErr w:type="spellStart"/>
+      <w:proofErr w:type="gramStart"/>
       <w:r>
         <w:rPr>
           <w:b/>
@@ -10068,11 +10334,27 @@
           <w:b/>
           <w:bCs/>
         </w:rPr>
-        <w:t>(2)</w:t>
+        <w:t>(</w:t>
+      </w:r>
+      <w:proofErr w:type="gramEnd"/>
+      <w:r>
+        <w:rPr>
+          <w:b/>
+          <w:bCs/>
+        </w:rPr>
+        <w:t>2)</w:t>
       </w:r>
       <w:r>
         <w:br/>
-        <w:t>Estado del producto, como por ejemplo:</w:t>
+        <w:t xml:space="preserve">Estado del producto, </w:t>
+      </w:r>
+      <w:proofErr w:type="gramStart"/>
+      <w:r>
+        <w:t>como</w:t>
+      </w:r>
+      <w:proofErr w:type="gramEnd"/>
+      <w:r>
+        <w:t xml:space="preserve"> por ejemplo:</w:t>
       </w:r>
     </w:p>
     <w:p>
@@ -10125,7 +10407,7 @@
                     <pic:cNvPicPr/>
                   </pic:nvPicPr>
                   <pic:blipFill>
-                    <a:blip r:embed="rId38"/>
+                    <a:blip r:embed="rId46"/>
                     <a:stretch>
                       <a:fillRect/>
                     </a:stretch>
@@ -10186,6 +10468,7 @@
         <w:t xml:space="preserve"> </w:t>
       </w:r>
       <w:proofErr w:type="spellStart"/>
+      <w:proofErr w:type="gramStart"/>
       <w:r>
         <w:rPr>
           <w:b/>
@@ -10199,7 +10482,15 @@
           <w:b/>
           <w:bCs/>
         </w:rPr>
-        <w:t>(11)</w:t>
+        <w:t>(</w:t>
+      </w:r>
+      <w:proofErr w:type="gramEnd"/>
+      <w:r>
+        <w:rPr>
+          <w:b/>
+          <w:bCs/>
+        </w:rPr>
+        <w:t>11)</w:t>
       </w:r>
       <w:r>
         <w:rPr>
@@ -10252,6 +10543,7 @@
         <w:t xml:space="preserve"> </w:t>
       </w:r>
       <w:proofErr w:type="spellStart"/>
+      <w:proofErr w:type="gramStart"/>
       <w:r>
         <w:rPr>
           <w:b/>
@@ -10265,7 +10557,15 @@
           <w:b/>
           <w:bCs/>
         </w:rPr>
-        <w:t>(100)</w:t>
+        <w:t>(</w:t>
+      </w:r>
+      <w:proofErr w:type="gramEnd"/>
+      <w:r>
+        <w:rPr>
+          <w:b/>
+          <w:bCs/>
+        </w:rPr>
+        <w:t>100)</w:t>
       </w:r>
       <w:r>
         <w:rPr>
@@ -10318,6 +10618,7 @@
         <w:t xml:space="preserve"> </w:t>
       </w:r>
       <w:proofErr w:type="spellStart"/>
+      <w:proofErr w:type="gramStart"/>
       <w:r>
         <w:rPr>
           <w:b/>
@@ -10331,7 +10632,15 @@
           <w:b/>
           <w:bCs/>
         </w:rPr>
-        <w:t>(100)</w:t>
+        <w:t>(</w:t>
+      </w:r>
+      <w:proofErr w:type="gramEnd"/>
+      <w:r>
+        <w:rPr>
+          <w:b/>
+          <w:bCs/>
+        </w:rPr>
+        <w:t>100)</w:t>
       </w:r>
       <w:r>
         <w:rPr>
@@ -10341,11 +10650,7 @@
         <w:br/>
       </w:r>
       <w:r>
-        <w:t>Descripción breve de la cate</w:t>
-      </w:r>
-      <w:r>
-        <w:lastRenderedPageBreak/>
-        <w:t>goría.</w:t>
+        <w:t>Descripción breve de la categoría.</w:t>
       </w:r>
     </w:p>
     <w:p/>
@@ -10368,6 +10673,7 @@
         <w:rPr>
           <w:noProof/>
         </w:rPr>
+        <w:lastRenderedPageBreak/>
         <w:drawing>
           <wp:inline distT="0" distB="0" distL="0" distR="0" wp14:anchorId="776817F4" wp14:editId="6F6BEDF0">
             <wp:extent cx="4525006" cy="3181794"/>
@@ -10384,7 +10690,7 @@
                     <pic:cNvPicPr/>
                   </pic:nvPicPr>
                   <pic:blipFill>
-                    <a:blip r:embed="rId39"/>
+                    <a:blip r:embed="rId47"/>
                     <a:stretch>
                       <a:fillRect/>
                     </a:stretch>
@@ -10601,11 +10907,7 @@
       </w:r>
       <w:proofErr w:type="spellEnd"/>
       <w:r>
-        <w:t>, métodos, descripci</w:t>
-      </w:r>
-      <w:r>
-        <w:lastRenderedPageBreak/>
-        <w:t>ones y si requieren autenticación.</w:t>
+        <w:t>, métodos, descripciones y si requieren autenticación.</w:t>
       </w:r>
     </w:p>
     <w:p>
@@ -10613,6 +10915,7 @@
         <w:rPr>
           <w:noProof/>
         </w:rPr>
+        <w:lastRenderedPageBreak/>
         <w:drawing>
           <wp:inline distT="0" distB="0" distL="0" distR="0" wp14:anchorId="419B2480" wp14:editId="3BDA0176">
             <wp:extent cx="5486400" cy="2710180"/>
@@ -10629,7 +10932,7 @@
                     <pic:cNvPicPr/>
                   </pic:nvPicPr>
                   <pic:blipFill>
-                    <a:blip r:embed="rId40"/>
+                    <a:blip r:embed="rId48"/>
                     <a:stretch>
                       <a:fillRect/>
                     </a:stretch>
@@ -10671,7 +10974,7 @@
                     <pic:cNvPicPr/>
                   </pic:nvPicPr>
                   <pic:blipFill>
-                    <a:blip r:embed="rId41"/>
+                    <a:blip r:embed="rId49"/>
                     <a:stretch>
                       <a:fillRect/>
                     </a:stretch>
@@ -10713,7 +11016,7 @@
                     <pic:cNvPicPr/>
                   </pic:nvPicPr>
                   <pic:blipFill>
-                    <a:blip r:embed="rId42"/>
+                    <a:blip r:embed="rId50"/>
                     <a:stretch>
                       <a:fillRect/>
                     </a:stretch>
@@ -10738,95 +11041,24 @@
       <w:pPr>
         <w:pStyle w:val="Ttulo1"/>
       </w:pPr>
-      <w:bookmarkStart w:id="7" w:name="_Toc199144783"/>
-      <w:r>
-        <w:t>7. Seguridad</w:t>
+      <w:bookmarkStart w:id="7" w:name="_Toc199144786"/>
+      <w:r>
+        <w:t>10. Despliegue</w:t>
       </w:r>
       <w:bookmarkEnd w:id="7"/>
     </w:p>
     <w:p>
       <w:r>
-        <w:t>- Tipo de au</w:t>
-      </w:r>
-      <w:r>
-        <w:lastRenderedPageBreak/>
-        <w:t>tenticación y políticas de acceso.</w:t>
+        <w:t>- Instrucciones y herramientas para realizar el despliegue.</w:t>
       </w:r>
     </w:p>
     <w:p>
-      <w:r>
-        <w:t>- Medidas contra vulnerabilidades comunes.</w:t>
-      </w:r>
-    </w:p>
-    <w:p>
-      <w:pPr>
-        <w:pStyle w:val="Ttulo1"/>
-      </w:pPr>
-      <w:bookmarkStart w:id="8" w:name="_Toc199144784"/>
-      <w:r>
-        <w:t>8. Registro de Errores y Logs</w:t>
+      <w:bookmarkStart w:id="8" w:name="_Toc199144788"/>
+      <w:r>
+        <w:lastRenderedPageBreak/>
+        <w:t>Anexos</w:t>
       </w:r>
       <w:bookmarkEnd w:id="8"/>
-    </w:p>
-    <w:p>
-      <w:r>
-        <w:t>- Ubicación de logs y manejo de errores.</w:t>
-      </w:r>
-    </w:p>
-    <w:p>
-      <w:pPr>
-        <w:pStyle w:val="Ttulo1"/>
-      </w:pPr>
-      <w:bookmarkStart w:id="9" w:name="_Toc199144785"/>
-      <w:r>
-        <w:t>9. Configuración del Entorno</w:t>
-      </w:r>
-      <w:bookmarkEnd w:id="9"/>
-    </w:p>
-    <w:p>
-      <w:r>
-        <w:t>- Variables de entorno necesarias y entornos disponibles.</w:t>
-      </w:r>
-    </w:p>
-    <w:p>
-      <w:pPr>
-        <w:pStyle w:val="Ttulo1"/>
-      </w:pPr>
-      <w:bookmarkStart w:id="10" w:name="_Toc199144786"/>
-      <w:r>
-        <w:t>10. Despliegue</w:t>
-      </w:r>
-      <w:bookmarkEnd w:id="10"/>
-    </w:p>
-    <w:p>
-      <w:r>
-        <w:t>- Instrucciones y herramientas para realizar el despliegue.</w:t>
-      </w:r>
-    </w:p>
-    <w:p>
-      <w:pPr>
-        <w:pStyle w:val="Ttulo1"/>
-      </w:pPr>
-      <w:bookmarkStart w:id="11" w:name="_Toc199144787"/>
-      <w:r>
-        <w:t>11. Mantenimiento y Actualizaciones</w:t>
-      </w:r>
-      <w:bookmarkEnd w:id="11"/>
-    </w:p>
-    <w:p>
-      <w:r>
-        <w:t>- Cómo añadir nuevas funcionalidades y mantener el sistema.</w:t>
-      </w:r>
-    </w:p>
-    <w:p>
-      <w:pPr>
-        <w:pStyle w:val="Ttulo1"/>
-      </w:pPr>
-      <w:bookmarkStart w:id="12" w:name="_Toc199144788"/>
-      <w:r>
-        <w:t>Anexos</w:t>
-      </w:r>
-      <w:bookmarkEnd w:id="12"/>
     </w:p>
     <w:p>
       <w:r>
